--- a/chapters/chapter5_conclusions.docx
+++ b/chapters/chapter5_conclusions.docx
@@ -4,611 +4,290 @@
   <w:body>
     <w:p>
       <w:pPr>
-        <w:spacing w:before="0" w:after="240" w:line="360" w:lineRule="auto"/>
-        <w:jc w:val="center"/>
-      </w:pPr>
-      <w:r>
-        <w:rPr>
-          <w:rFonts w:ascii="Times New Roman" w:hAnsi="Times New Roman" w:cs="Times New Roman"/>
-          <w:rFonts w:ascii="Times New Roman" w:hAnsi="Times New Roman"/>
-          <w:b/>
-          <w:i w:val="0"/>
-          <w:sz w:val="28"/>
-        </w:rPr>
-        <w:t>5. CONCLUSIONS AND RECOMMENDATIONS</w:t>
-      </w:r>
-    </w:p>
-    <w:p>
-      <w:pPr>
-        <w:spacing w:before="0" w:after="120" w:line="360" w:lineRule="auto"/>
-        <w:ind w:firstLine="709"/>
+        <w:spacing w:line="360" w:lineRule="auto" w:after="240" w:before="0"/>
         <w:jc w:val="both"/>
       </w:pPr>
       <w:r>
         <w:rPr>
           <w:rFonts w:ascii="Times New Roman" w:hAnsi="Times New Roman" w:cs="Times New Roman"/>
-          <w:rFonts w:ascii="Times New Roman" w:hAnsi="Times New Roman"/>
-          <w:b w:val="0"/>
+          <w:b/>
           <w:i w:val="0"/>
-          <w:sz w:val="24"/>
+          <w:color w:val="000000"/>
+          <w:sz w:val="28"/>
         </w:rPr>
-        <w:t>This chapter synthesises the principal findings of the cross-sectional content analysis of 200 physical activity information sources across traditional websites, YouTube, TikTok, and Instagram. Conclusions are drawn in direct correspondence with the three research questions. Practical recommendations are offered for public health practitioners, health organisations, platform designers, educators, policymakers, and consumers. The chapter closes with directions for future research.</w:t>
+        <w:t>CHAPTER 5. CONCLUSIONS AND RECOMMENDATIONS</w:t>
       </w:r>
     </w:p>
     <w:p>
       <w:pPr>
-        <w:spacing w:before="240" w:after="120" w:line="360" w:lineRule="auto"/>
-        <w:jc w:val="left"/>
+        <w:spacing w:line="360" w:lineRule="auto" w:after="200" w:before="0"/>
+        <w:jc w:val="both"/>
       </w:pPr>
       <w:r>
         <w:rPr>
           <w:rFonts w:ascii="Times New Roman" w:hAnsi="Times New Roman" w:cs="Times New Roman"/>
-          <w:rFonts w:ascii="Times New Roman" w:hAnsi="Times New Roman"/>
           <w:b/>
           <w:i w:val="0"/>
-          <w:sz w:val="24"/>
+          <w:color w:val="000000"/>
+          <w:sz w:val="26"/>
         </w:rPr>
         <w:t>5.1 Summary of Conclusions</w:t>
       </w:r>
     </w:p>
     <w:p>
       <w:pPr>
-        <w:spacing w:before="120" w:after="60" w:line="360" w:lineRule="auto"/>
-        <w:ind w:firstLine="709"/>
+        <w:spacing w:line="360" w:lineRule="auto" w:after="120" w:before="0"/>
         <w:jc w:val="both"/>
       </w:pPr>
       <w:r>
         <w:rPr>
           <w:rFonts w:ascii="Times New Roman" w:hAnsi="Times New Roman" w:cs="Times New Roman"/>
-          <w:rFonts w:ascii="Times New Roman" w:hAnsi="Times New Roman"/>
-          <w:b/>
+          <w:b w:val="0"/>
           <w:i w:val="0"/>
+          <w:color w:val="000000"/>
           <w:sz w:val="24"/>
         </w:rPr>
-        <w:t>Research Question 1: Quality differences across platform types.</w:t>
+        <w:t>This study set out to evaluate the quality of physical activity information across traditional websites and social media platforms using the DISCERN instrument and JAMA benchmarks. Three research questions guided the investigation. The conclusions for each are presented below.</w:t>
       </w:r>
     </w:p>
     <w:p>
       <w:pPr>
-        <w:spacing w:before="0" w:after="120" w:line="360" w:lineRule="auto"/>
-        <w:ind w:firstLine="709"/>
+        <w:spacing w:line="360" w:lineRule="auto" w:after="120" w:before="0"/>
         <w:jc w:val="both"/>
       </w:pPr>
       <w:r>
         <w:rPr>
           <w:rFonts w:ascii="Times New Roman" w:hAnsi="Times New Roman" w:cs="Times New Roman"/>
-          <w:rFonts w:ascii="Times New Roman" w:hAnsi="Times New Roman"/>
           <w:b w:val="0"/>
           <w:i w:val="0"/>
+          <w:color w:val="000000"/>
           <w:sz w:val="24"/>
         </w:rPr>
-        <w:t>The study confirms that statistically significant and practically meaningful quality differences exist across the four platform types examined. A Kruskal–Wallis test yielded H(3) = 136.58, p &lt; .001, with a large effect size (η² = .68), indicating that platform type alone accounts for approximately 68% of the variance in DISCERN total scores. Traditional websites achieved the highest median DISCERN score (Mdn = 48), placing them at the upper boundary of the “Fair” category and approaching “Good.” YouTube followed (Mdn = 39, “Poor”), then TikTok (Mdn = 31, “Very Poor” to “Poor”), and Instagram ranked lowest (Mdn = 21, “Very Poor”). These results establish a clear quality gradient: Websites &gt; YouTube &gt; TikTok &gt; Instagram.</w:t>
+        <w:t>Research Question 1: How does physical activity information quality differ between traditional websites and social media platforms? The results demonstrate a clear, statistically significant quality gradient across platforms, H(3) = 93.84, p &lt; .001. Traditional websites achieved the highest median DISCERN score (Mdn = 48.5), followed by YouTube (Mdn = 42.0), TikTok (Mdn = 35.0), and Instagram (Mdn = 27.5). All six pairwise comparisons were statistically significant, though the website–YouTube difference was more modest (p = .038) than the remaining five comparisons (all p &lt; .001). JAMA benchmark compliance did not differ significantly across platforms in aggregate (p = .143), although individual criteria showed significant platform variation for Attribution, Disclosure, and Currency. It can be concluded that a substantial quality gap exists between traditional websites and short-form social media platforms, with Instagram representing the most concerning source of physical activity information.</w:t>
       </w:r>
     </w:p>
     <w:p>
       <w:pPr>
-        <w:spacing w:before="0" w:after="120" w:line="360" w:lineRule="auto"/>
-        <w:ind w:firstLine="709"/>
+        <w:spacing w:line="360" w:lineRule="auto" w:after="120" w:before="0"/>
         <w:jc w:val="both"/>
       </w:pPr>
       <w:r>
         <w:rPr>
           <w:rFonts w:ascii="Times New Roman" w:hAnsi="Times New Roman" w:cs="Times New Roman"/>
-          <w:rFonts w:ascii="Times New Roman" w:hAnsi="Times New Roman"/>
           <w:b w:val="0"/>
           <w:i w:val="0"/>
+          <w:color w:val="000000"/>
           <w:sz w:val="24"/>
         </w:rPr>
-        <w:t>Notably, JAMA benchmark compliance was universally low across all four platforms, with an overall mean of only 1.4 out of 4 criteria met. Even traditional websites, which performed best on DISCERN, exhibited poor adherence to basic transparency standards such as authorship identification, source attribution, conflict-of-interest disclosure, and currency dating. This finding underscores that the quality deficit in online physical activity information is not confined to social media; rather, it reflects a systemic shortcoming in how health-related content is presented across the digital landscape.</w:t>
+        <w:t>Research Question 2: Does creator type moderate quality scores? The binary professional versus non-professional comparison was not statistically significant (U = 4233, p = .094), though this null finding is partially attributable to the classification of organisations (n = 85) within the non-professional category. The five-category creator type analysis was significant (H[4] = 11.26, p = .024), with general users scoring lowest (Mdn = 33.0) and healthcare professionals and certified fitness professionals scoring highest (Mdn = 41.0 each). It can be concluded that creator type influences information quality, but the relationship is more nuanced than a simple professional/non-professional dichotomy suggests.</w:t>
       </w:r>
     </w:p>
     <w:p>
       <w:pPr>
-        <w:spacing w:before="120" w:after="60" w:line="360" w:lineRule="auto"/>
-        <w:ind w:firstLine="709"/>
+        <w:spacing w:line="360" w:lineRule="auto" w:after="120" w:before="0"/>
         <w:jc w:val="both"/>
       </w:pPr>
       <w:r>
         <w:rPr>
           <w:rFonts w:ascii="Times New Roman" w:hAnsi="Times New Roman" w:cs="Times New Roman"/>
-          <w:rFonts w:ascii="Times New Roman" w:hAnsi="Times New Roman"/>
-          <w:b/>
+          <w:b w:val="0"/>
           <w:i w:val="0"/>
+          <w:color w:val="000000"/>
           <w:sz w:val="24"/>
         </w:rPr>
-        <w:t>Research Question 2: Moderating role of creator type.</w:t>
+        <w:t>Research Question 3: What is the relationship between engagement metrics and information quality? Overall correlations suggested moderate positive associations between likes (rho = 0.413, p &lt; .001), comments (rho = 0.415, p &lt; .001), and DISCERN scores. However, within-platform analyses revealed these to be ecological artefacts (Simpson's paradox): no significant likes–quality correlation existed within any individual platform. Views showed a negligible overall correlation (rho = -0.073, p = .571) and a significant negative correlation within YouTube (rho = -0.316, p = .035). It can be concluded that engagement metrics are not reliable indicators of information quality and that popular content is not synonymous with accurate content.</w:t>
       </w:r>
     </w:p>
     <w:p>
       <w:pPr>
-        <w:spacing w:before="0" w:after="120" w:line="360" w:lineRule="auto"/>
-        <w:ind w:firstLine="709"/>
+        <w:spacing w:line="360" w:lineRule="auto" w:after="200" w:before="0"/>
         <w:jc w:val="both"/>
       </w:pPr>
       <w:r>
         <w:rPr>
           <w:rFonts w:ascii="Times New Roman" w:hAnsi="Times New Roman" w:cs="Times New Roman"/>
-          <w:rFonts w:ascii="Times New Roman" w:hAnsi="Times New Roman"/>
-          <w:b w:val="0"/>
-          <w:i w:val="0"/>
-          <w:sz w:val="24"/>
-        </w:rPr>
-        <w:t>Creator type significantly moderates information quality (p = .033), with professional creators—healthcare professionals and certified fitness professionals—producing content that scores higher on DISCERN than content from fitness influencers, general users, or organisational accounts. However, the effect size is small, suggesting that the platform on which content is published exerts a stronger influence on quality than the credentials of the creator. This conclusion carries an important practical implication: even well-qualified professionals may produce lower-quality content when constrained by the format limitations, algorithmic incentives, and audience expectations inherent to short-form social media platforms. Professional credentials are therefore a necessary but insufficient condition for high-quality health communication online.</w:t>
-      </w:r>
-    </w:p>
-    <w:p>
-      <w:pPr>
-        <w:spacing w:before="120" w:after="60" w:line="360" w:lineRule="auto"/>
-        <w:ind w:firstLine="709"/>
-        <w:jc w:val="both"/>
-      </w:pPr>
-      <w:r>
-        <w:rPr>
-          <w:rFonts w:ascii="Times New Roman" w:hAnsi="Times New Roman" w:cs="Times New Roman"/>
-          <w:rFonts w:ascii="Times New Roman" w:hAnsi="Times New Roman"/>
           <w:b/>
           <w:i w:val="0"/>
-          <w:sz w:val="24"/>
-        </w:rPr>
-        <w:t>Research Question 3: Engagement–quality relationship.</w:t>
-      </w:r>
-    </w:p>
-    <w:p>
-      <w:pPr>
-        <w:spacing w:before="0" w:after="120" w:line="360" w:lineRule="auto"/>
-        <w:ind w:firstLine="709"/>
-        <w:jc w:val="both"/>
-      </w:pPr>
-      <w:r>
-        <w:rPr>
-          <w:rFonts w:ascii="Times New Roman" w:hAnsi="Times New Roman" w:cs="Times New Roman"/>
-          <w:rFonts w:ascii="Times New Roman" w:hAnsi="Times New Roman"/>
-          <w:b w:val="0"/>
-          <w:i w:val="0"/>
-          <w:sz w:val="24"/>
-        </w:rPr>
-        <w:t>There is no meaningful association between engagement metrics and information quality. Spearman’s correlation between view counts and DISCERN total scores was negligible (ρ = .017), confirming that popular content is not necessarily accurate content. This decoupling of popularity from quality is particularly concerning on YouTube, where a negative trend was observed—videos with higher view counts tended to score lower on DISCERN. Platform recommendation algorithms, which prioritise engagement signals (watch time, likes, shares) over informational accuracy, may thus actively disadvantage high-quality health content. From a public health standpoint, this means that the content most people encounter and consume is statistically no better—and on YouTube, potentially worse—than content that remains obscure.</w:t>
-      </w:r>
-    </w:p>
-    <w:p>
-      <w:pPr>
-        <w:spacing w:before="120" w:after="60" w:line="360" w:lineRule="auto"/>
-        <w:ind w:firstLine="709"/>
-        <w:jc w:val="both"/>
-      </w:pPr>
-      <w:r>
-        <w:rPr>
-          <w:rFonts w:ascii="Times New Roman" w:hAnsi="Times New Roman" w:cs="Times New Roman"/>
-          <w:rFonts w:ascii="Times New Roman" w:hAnsi="Times New Roman"/>
-          <w:b/>
-          <w:i w:val="0"/>
-          <w:sz w:val="24"/>
-        </w:rPr>
-        <w:t>Overarching conclusion.</w:t>
-      </w:r>
-    </w:p>
-    <w:p>
-      <w:pPr>
-        <w:spacing w:before="0" w:after="120" w:line="360" w:lineRule="auto"/>
-        <w:ind w:firstLine="709"/>
-        <w:jc w:val="both"/>
-      </w:pPr>
-      <w:r>
-        <w:rPr>
-          <w:rFonts w:ascii="Times New Roman" w:hAnsi="Times New Roman" w:cs="Times New Roman"/>
-          <w:rFonts w:ascii="Times New Roman" w:hAnsi="Times New Roman"/>
-          <w:b w:val="0"/>
-          <w:i w:val="0"/>
-          <w:sz w:val="24"/>
-        </w:rPr>
-        <w:t>Taken together, these findings paint a sobering picture of the current state of physical activity information online. While traditional websites offer the most reliable information, even their quality is only “fair” by DISCERN standards, and their JAMA compliance is poor. Social media platforms—which are increasingly the primary source of health information for younger demographics—provide substantially lower quality content, irrespective of creator credentials. The absence of any link between engagement and quality means that platform algorithms offer no safeguard against misinformation. These conclusions reinforce the urgent need for multi-stakeholder interventions to improve the quality of physical activity information in the digital ecosystem.</w:t>
-      </w:r>
-    </w:p>
-    <w:p>
-      <w:pPr>
-        <w:spacing w:before="240" w:after="120" w:line="360" w:lineRule="auto"/>
-        <w:jc w:val="left"/>
-      </w:pPr>
-      <w:r>
-        <w:rPr>
-          <w:rFonts w:ascii="Times New Roman" w:hAnsi="Times New Roman" w:cs="Times New Roman"/>
-          <w:rFonts w:ascii="Times New Roman" w:hAnsi="Times New Roman"/>
-          <w:b/>
-          <w:i w:val="0"/>
-          <w:sz w:val="24"/>
+          <w:color w:val="000000"/>
+          <w:sz w:val="26"/>
         </w:rPr>
         <w:t>5.2 Practical Recommendations</w:t>
       </w:r>
     </w:p>
     <w:p>
       <w:pPr>
-        <w:spacing w:before="0" w:after="120" w:line="360" w:lineRule="auto"/>
-        <w:ind w:firstLine="709"/>
+        <w:spacing w:line="360" w:lineRule="auto" w:after="120" w:before="0"/>
         <w:jc w:val="both"/>
       </w:pPr>
       <w:r>
         <w:rPr>
           <w:rFonts w:ascii="Times New Roman" w:hAnsi="Times New Roman" w:cs="Times New Roman"/>
-          <w:rFonts w:ascii="Times New Roman" w:hAnsi="Times New Roman"/>
           <w:b w:val="0"/>
           <w:i w:val="0"/>
+          <w:color w:val="000000"/>
           <w:sz w:val="24"/>
         </w:rPr>
-        <w:t>On the basis of the empirical evidence presented in this thesis, the following recommendations are offered to six stakeholder groups.</w:t>
+        <w:t>Based on the findings of this study, the following practical recommendations are proposed for key stakeholder groups.</w:t>
       </w:r>
     </w:p>
     <w:p>
       <w:pPr>
-        <w:spacing w:before="0" w:after="120" w:line="360" w:lineRule="auto"/>
-        <w:ind w:firstLine="709"/>
+        <w:spacing w:line="360" w:lineRule="auto" w:after="120" w:before="0"/>
         <w:jc w:val="both"/>
       </w:pPr>
       <w:r>
         <w:rPr>
           <w:rFonts w:ascii="Times New Roman" w:hAnsi="Times New Roman" w:cs="Times New Roman"/>
-          <w:rFonts w:ascii="Times New Roman" w:hAnsi="Times New Roman"/>
-          <w:b/>
+          <w:b w:val="0"/>
           <w:i w:val="0"/>
+          <w:color w:val="000000"/>
           <w:sz w:val="24"/>
         </w:rPr>
-        <w:t xml:space="preserve">For public health practitioners. </w:t>
-      </w:r>
-      <w:r>
-        <w:rPr>
-          <w:rFonts w:ascii="Times New Roman" w:hAnsi="Times New Roman" w:cs="Times New Roman"/>
-          <w:rFonts w:ascii="Times New Roman" w:hAnsi="Times New Roman"/>
-          <w:b w:val="0"/>
-          <w:i w:val="0"/>
-          <w:sz w:val="24"/>
-        </w:rPr>
-        <w:t>Clinicians, physiotherapists, and public health professionals should prioritise directing patients and clients to traditional websites maintained by established medical organisations (e.g., WHO, NHS, CDC) when recommending online physical activity resources. Where patients report reliance on social media, practitioners should provide curated lists of evidence-based accounts and explicitly discuss the quality limitations documented in this study.</w:t>
+        <w:t>For public health organisations: Maintain and promote high-quality traditional websites as anchor resources for physical activity information. Simultaneously, develop platform-native content for TikTok and Instagram that adheres to evidence-based principles while respecting the format constraints of short-form media. Content should be designed with DISCERN-aligned principles: clearly stated aims, identified sources, balanced presentation of options, and explicit acknowledgement of uncertainty.</w:t>
       </w:r>
     </w:p>
     <w:p>
       <w:pPr>
-        <w:spacing w:before="0" w:after="120" w:line="360" w:lineRule="auto"/>
-        <w:ind w:firstLine="709"/>
+        <w:spacing w:line="360" w:lineRule="auto" w:after="120" w:before="0"/>
         <w:jc w:val="both"/>
       </w:pPr>
       <w:r>
         <w:rPr>
           <w:rFonts w:ascii="Times New Roman" w:hAnsi="Times New Roman" w:cs="Times New Roman"/>
-          <w:rFonts w:ascii="Times New Roman" w:hAnsi="Times New Roman"/>
-          <w:b/>
+          <w:b w:val="0"/>
           <w:i w:val="0"/>
+          <w:color w:val="000000"/>
           <w:sz w:val="24"/>
         </w:rPr>
-        <w:t xml:space="preserve">For health organisations. </w:t>
-      </w:r>
-      <w:r>
-        <w:rPr>
-          <w:rFonts w:ascii="Times New Roman" w:hAnsi="Times New Roman" w:cs="Times New Roman"/>
-          <w:rFonts w:ascii="Times New Roman" w:hAnsi="Times New Roman"/>
-          <w:b w:val="0"/>
-          <w:i w:val="0"/>
-          <w:sz w:val="24"/>
-        </w:rPr>
-        <w:t>Health authorities, professional bodies, and academic institutions should substantially increase their presence on social media platforms, particularly TikTok and Instagram, which currently exhibit the lowest information quality. Content strategies should be tailored to platform-specific norms—short, visually engaging, and algorithm-friendly—without sacrificing scientific accuracy. Partnering with credentialed fitness professionals who already have established audiences may offer a pragmatic route to scaling evidence-based content.</w:t>
+        <w:t>For healthcare professionals: Engage actively on social media platforms to counter the dominance of unqualified content creators. Professional credentials should be prominently displayed in profile biographies, and content should include source citations where feasible. Healthcare professionals can leverage platform verification features to signal credibility to users.</w:t>
       </w:r>
     </w:p>
     <w:p>
       <w:pPr>
-        <w:spacing w:before="0" w:after="120" w:line="360" w:lineRule="auto"/>
-        <w:ind w:firstLine="709"/>
+        <w:spacing w:line="360" w:lineRule="auto" w:after="120" w:before="0"/>
         <w:jc w:val="both"/>
       </w:pPr>
       <w:r>
         <w:rPr>
           <w:rFonts w:ascii="Times New Roman" w:hAnsi="Times New Roman" w:cs="Times New Roman"/>
-          <w:rFonts w:ascii="Times New Roman" w:hAnsi="Times New Roman"/>
-          <w:b/>
+          <w:b w:val="0"/>
           <w:i w:val="0"/>
+          <w:color w:val="000000"/>
           <w:sz w:val="24"/>
         </w:rPr>
-        <w:t xml:space="preserve">For platform designers. </w:t>
-      </w:r>
-      <w:r>
-        <w:rPr>
-          <w:rFonts w:ascii="Times New Roman" w:hAnsi="Times New Roman" w:cs="Times New Roman"/>
-          <w:rFonts w:ascii="Times New Roman" w:hAnsi="Times New Roman"/>
-          <w:b w:val="0"/>
-          <w:i w:val="0"/>
-          <w:sz w:val="24"/>
-        </w:rPr>
-        <w:t>Social media companies should consider implementing quality indicators or verification badges specifically for health content creators with documented professional credentials. Algorithmic adjustments that factor in source credibility—not merely engagement metrics—when recommending health-related content could meaningfully shift the quality landscape. Transparency features such as mandatory source citation fields for health-tagged content would address the universally low JAMA compliance observed across platforms.</w:t>
+        <w:t>For platform developers: Implement evidence-based content labelling systems that signal information quality to users. This could include verified health information badges, source citation prompts for health-related content, and algorithmic adjustments that prioritise credentialed sources in health-related search results. The finding that YouTube's algorithm may promote lower-quality content (negative views–quality correlation) warrants particular attention.</w:t>
       </w:r>
     </w:p>
     <w:p>
       <w:pPr>
-        <w:spacing w:before="0" w:after="120" w:line="360" w:lineRule="auto"/>
-        <w:ind w:firstLine="709"/>
+        <w:spacing w:line="360" w:lineRule="auto" w:after="120" w:before="0"/>
         <w:jc w:val="both"/>
       </w:pPr>
       <w:r>
         <w:rPr>
           <w:rFonts w:ascii="Times New Roman" w:hAnsi="Times New Roman" w:cs="Times New Roman"/>
-          <w:rFonts w:ascii="Times New Roman" w:hAnsi="Times New Roman"/>
-          <w:b/>
+          <w:b w:val="0"/>
           <w:i w:val="0"/>
+          <w:color w:val="000000"/>
           <w:sz w:val="24"/>
         </w:rPr>
-        <w:t xml:space="preserve">For health literacy educators. </w:t>
-      </w:r>
-      <w:r>
-        <w:rPr>
-          <w:rFonts w:ascii="Times New Roman" w:hAnsi="Times New Roman" w:cs="Times New Roman"/>
-          <w:rFonts w:ascii="Times New Roman" w:hAnsi="Times New Roman"/>
-          <w:b w:val="0"/>
-          <w:i w:val="0"/>
-          <w:sz w:val="24"/>
-        </w:rPr>
-        <w:t>Digital health literacy curricula should teach critical evaluation skills specific to each platform type. The finding that engagement does not predict quality is a particularly teachable insight: students and the public must understand that viral content is not validated content. Frameworks such as eHEALS (Norman &amp; Skinner, 2006) and the CRAAP test should be adapted to include platform-specific red flags (e.g., absence of source citations in video descriptions, lack of professional credentials in creator bios).</w:t>
+        <w:t>For health literacy educators: Teach critical appraisal skills that are platform-specific. Users should understand that high engagement (likes, views, shares) does not indicate information accuracy. Educational programmes should include practical exercises in evaluating social media health content using simplified versions of tools such as DISCERN and JAMA benchmarks.</w:t>
       </w:r>
     </w:p>
     <w:p>
       <w:pPr>
-        <w:spacing w:before="0" w:after="120" w:line="360" w:lineRule="auto"/>
-        <w:ind w:firstLine="709"/>
+        <w:spacing w:line="360" w:lineRule="auto" w:after="120" w:before="0"/>
         <w:jc w:val="both"/>
       </w:pPr>
       <w:r>
         <w:rPr>
           <w:rFonts w:ascii="Times New Roman" w:hAnsi="Times New Roman" w:cs="Times New Roman"/>
-          <w:rFonts w:ascii="Times New Roman" w:hAnsi="Times New Roman"/>
-          <w:b/>
+          <w:b w:val="0"/>
           <w:i w:val="0"/>
+          <w:color w:val="000000"/>
           <w:sz w:val="24"/>
         </w:rPr>
-        <w:t xml:space="preserve">For policymakers. </w:t>
-      </w:r>
-      <w:r>
-        <w:rPr>
-          <w:rFonts w:ascii="Times New Roman" w:hAnsi="Times New Roman" w:cs="Times New Roman"/>
-          <w:rFonts w:ascii="Times New Roman" w:hAnsi="Times New Roman"/>
-          <w:b w:val="0"/>
-          <w:i w:val="0"/>
-          <w:sz w:val="24"/>
-        </w:rPr>
-        <w:t>Regulatory bodies should develop platform-specific guidelines for health information quality. Current regulatory frameworks were designed for traditional media and do not adequately address the unique characteristics of short-form video, image-based posts, or algorithm-driven content distribution. Minimum disclosure requirements—analogous to JAMA benchmarks—should be considered for health-related social media content, particularly regarding authorship credentials, evidence sourcing, and sponsorship transparency.</w:t>
+        <w:t>For policy makers: Consider regulatory frameworks that require minimum transparency standards for health-related content on social media, analogous to advertising disclosure requirements. The near-zero attribution rates on TikTok (0%) and Instagram (4%) suggest that voluntary compliance with evidence citation norms is insufficient.</w:t>
       </w:r>
     </w:p>
     <w:p>
       <w:pPr>
-        <w:spacing w:before="0" w:after="120" w:line="360" w:lineRule="auto"/>
-        <w:ind w:firstLine="709"/>
+        <w:spacing w:line="360" w:lineRule="auto" w:after="120" w:before="0"/>
         <w:jc w:val="both"/>
       </w:pPr>
       <w:r>
         <w:rPr>
           <w:rFonts w:ascii="Times New Roman" w:hAnsi="Times New Roman" w:cs="Times New Roman"/>
-          <w:rFonts w:ascii="Times New Roman" w:hAnsi="Times New Roman"/>
-          <w:b/>
+          <w:b w:val="0"/>
           <w:i w:val="0"/>
+          <w:color w:val="000000"/>
           <w:sz w:val="24"/>
         </w:rPr>
-        <w:t xml:space="preserve">For consumers. </w:t>
-      </w:r>
-      <w:r>
-        <w:rPr>
-          <w:rFonts w:ascii="Times New Roman" w:hAnsi="Times New Roman" w:cs="Times New Roman"/>
-          <w:rFonts w:ascii="Times New Roman" w:hAnsi="Times New Roman"/>
-          <w:b w:val="0"/>
-          <w:i w:val="0"/>
-          <w:sz w:val="24"/>
-        </w:rPr>
-        <w:t>Individuals seeking physical activity information online should cross-reference social media health claims with established medical websites before acting on them. Content that lacks identifiable author credentials, cites no sources, and does not disclose sponsorship should be treated with caution regardless of how many views or likes it has accumulated. Preferencing content from verified healthcare or certified fitness professionals—while not a guarantee of quality—does offer a statistically better starting point.</w:t>
+        <w:t>For consumers of physical activity information: Prefer traditional websites from recognised health organisations (e.g., WHO, NHS, national public health agencies) as primary information sources. When using social media for physical activity guidance, verify creator credentials, check for cited sources, and cross-reference recommendations with authoritative guidelines such as the WHO Global Action Plan on Physical Activity 2018–2030 (World Health Organization, 2018).</w:t>
       </w:r>
     </w:p>
     <w:p>
       <w:pPr>
-        <w:spacing w:before="240" w:after="120" w:line="360" w:lineRule="auto"/>
-        <w:jc w:val="left"/>
+        <w:spacing w:line="360" w:lineRule="auto" w:after="200" w:before="0"/>
+        <w:jc w:val="both"/>
       </w:pPr>
       <w:r>
         <w:rPr>
           <w:rFonts w:ascii="Times New Roman" w:hAnsi="Times New Roman" w:cs="Times New Roman"/>
-          <w:rFonts w:ascii="Times New Roman" w:hAnsi="Times New Roman"/>
           <w:b/>
           <w:i w:val="0"/>
-          <w:sz w:val="24"/>
+          <w:color w:val="000000"/>
+          <w:sz w:val="26"/>
         </w:rPr>
         <w:t>5.3 Recommendations for Future Research</w:t>
       </w:r>
     </w:p>
     <w:p>
       <w:pPr>
-        <w:spacing w:before="0" w:after="120" w:line="360" w:lineRule="auto"/>
-        <w:ind w:firstLine="709"/>
+        <w:spacing w:line="360" w:lineRule="auto" w:after="120" w:before="0"/>
         <w:jc w:val="both"/>
       </w:pPr>
       <w:r>
         <w:rPr>
           <w:rFonts w:ascii="Times New Roman" w:hAnsi="Times New Roman" w:cs="Times New Roman"/>
-          <w:rFonts w:ascii="Times New Roman" w:hAnsi="Times New Roman"/>
           <w:b w:val="0"/>
           <w:i w:val="0"/>
+          <w:color w:val="000000"/>
           <w:sz w:val="24"/>
         </w:rPr>
-        <w:t>While this study provides a comprehensive cross-platform snapshot, several avenues warrant further investigation.</w:t>
+        <w:t>Future research should address the methodological limitations identified in this study through several priority directions. First, longitudinal tracking studies are needed to determine whether the quality gradient observed here is stable or evolving as platforms mature and implement health content policies. Second, studies incorporating full audio-visual transcription and coding would provide more accurate quality assessments of video-based content, addressing the potential bias introduced by metadata-only scoring. Third, cross-cultural and multilingual replications would establish whether the observed patterns generalise beyond English-language content.</w:t>
       </w:r>
     </w:p>
     <w:p>
       <w:pPr>
-        <w:spacing w:before="0" w:after="120" w:line="360" w:lineRule="auto"/>
-        <w:ind w:firstLine="709"/>
+        <w:spacing w:line="360" w:lineRule="auto" w:after="120" w:before="0"/>
         <w:jc w:val="both"/>
       </w:pPr>
       <w:r>
         <w:rPr>
           <w:rFonts w:ascii="Times New Roman" w:hAnsi="Times New Roman" w:cs="Times New Roman"/>
-          <w:rFonts w:ascii="Times New Roman" w:hAnsi="Times New Roman"/>
-          <w:b/>
+          <w:b w:val="0"/>
           <w:i w:val="0"/>
+          <w:color w:val="000000"/>
           <w:sz w:val="24"/>
         </w:rPr>
-        <w:t xml:space="preserve">Longitudinal monitoring. </w:t>
-      </w:r>
-      <w:r>
-        <w:rPr>
-          <w:rFonts w:ascii="Times New Roman" w:hAnsi="Times New Roman" w:cs="Times New Roman"/>
-          <w:rFonts w:ascii="Times New Roman" w:hAnsi="Times New Roman"/>
-          <w:b w:val="0"/>
-          <w:i w:val="0"/>
-          <w:sz w:val="24"/>
-        </w:rPr>
-        <w:t>The present study captured a single time point. Future research should track quality changes over time to determine whether platform-level trends are improving, stagnating, or deteriorating. Repeated cross-sectional designs at 6- or 12-month intervals would enable trend analysis and provide evidence for or against the effectiveness of platform policy changes.</w:t>
+        <w:t>Fourth, experimental studies could investigate the causal impact of information quality on user behaviour—specifically, whether exposure to higher-quality physical activity information on social media leads to greater adoption of evidence-based exercise practices. Fifth, the development and validation of social media-specific quality assessment tools, adapted from but distinct from DISCERN and JAMA, would address the limitations of applying traditional print-oriented instruments to digital media formats. Sixth, algorithmic audit studies could examine how platform recommendation systems interact with content quality, building on the negative views–quality correlation observed on YouTube in the present study.</w:t>
       </w:r>
     </w:p>
     <w:p>
       <w:pPr>
-        <w:spacing w:before="0" w:after="120" w:line="360" w:lineRule="auto"/>
-        <w:ind w:firstLine="709"/>
+        <w:spacing w:line="360" w:lineRule="auto" w:after="120" w:before="0"/>
         <w:jc w:val="both"/>
       </w:pPr>
       <w:r>
         <w:rPr>
           <w:rFonts w:ascii="Times New Roman" w:hAnsi="Times New Roman" w:cs="Times New Roman"/>
-          <w:rFonts w:ascii="Times New Roman" w:hAnsi="Times New Roman"/>
-          <w:b/>
+          <w:b w:val="0"/>
           <w:i w:val="0"/>
+          <w:color w:val="000000"/>
           <w:sz w:val="24"/>
         </w:rPr>
-        <w:t xml:space="preserve">Multi-language and cross-cultural studies. </w:t>
-      </w:r>
-      <w:r>
-        <w:rPr>
-          <w:rFonts w:ascii="Times New Roman" w:hAnsi="Times New Roman" w:cs="Times New Roman"/>
-          <w:rFonts w:ascii="Times New Roman" w:hAnsi="Times New Roman"/>
-          <w:b w:val="0"/>
-          <w:i w:val="0"/>
-          <w:sz w:val="24"/>
-        </w:rPr>
-        <w:t>This study was limited to English-language content. Given that information quality may vary substantially by language and cultural context, replication in other languages—particularly in low- and middle-income country settings where social media may be the only accessible health information source—is essential for global public health planning.</w:t>
-      </w:r>
-    </w:p>
-    <w:p>
-      <w:pPr>
-        <w:spacing w:before="0" w:after="120" w:line="360" w:lineRule="auto"/>
-        <w:ind w:firstLine="709"/>
-        <w:jc w:val="both"/>
-      </w:pPr>
-      <w:r>
-        <w:rPr>
-          <w:rFonts w:ascii="Times New Roman" w:hAnsi="Times New Roman" w:cs="Times New Roman"/>
-          <w:rFonts w:ascii="Times New Roman" w:hAnsi="Times New Roman"/>
-          <w:b/>
-          <w:i w:val="0"/>
-          <w:sz w:val="24"/>
-        </w:rPr>
-        <w:t xml:space="preserve">Algorithmic impact studies. </w:t>
-      </w:r>
-      <w:r>
-        <w:rPr>
-          <w:rFonts w:ascii="Times New Roman" w:hAnsi="Times New Roman" w:cs="Times New Roman"/>
-          <w:rFonts w:ascii="Times New Roman" w:hAnsi="Times New Roman"/>
-          <w:b w:val="0"/>
-          <w:i w:val="0"/>
-          <w:sz w:val="24"/>
-        </w:rPr>
-        <w:t>This study assessed the top 10 results per search term but did not manipulate or control for algorithmic personalisation. Future research using standardised or “clean” accounts (no prior search history) across multiple geographic locations would isolate the role of platform algorithms in shaping which quality tier of content users are most likely to encounter.</w:t>
-      </w:r>
-    </w:p>
-    <w:p>
-      <w:pPr>
-        <w:spacing w:before="0" w:after="120" w:line="360" w:lineRule="auto"/>
-        <w:ind w:firstLine="709"/>
-        <w:jc w:val="both"/>
-      </w:pPr>
-      <w:r>
-        <w:rPr>
-          <w:rFonts w:ascii="Times New Roman" w:hAnsi="Times New Roman" w:cs="Times New Roman"/>
-          <w:rFonts w:ascii="Times New Roman" w:hAnsi="Times New Roman"/>
-          <w:b/>
-          <w:i w:val="0"/>
-          <w:sz w:val="24"/>
-        </w:rPr>
-        <w:t xml:space="preserve">Intervention studies. </w:t>
-      </w:r>
-      <w:r>
-        <w:rPr>
-          <w:rFonts w:ascii="Times New Roman" w:hAnsi="Times New Roman" w:cs="Times New Roman"/>
-          <w:rFonts w:ascii="Times New Roman" w:hAnsi="Times New Roman"/>
-          <w:b w:val="0"/>
-          <w:i w:val="0"/>
-          <w:sz w:val="24"/>
-        </w:rPr>
-        <w:t>Having established the quality baseline, experimental research is needed to test whether targeted interventions—such as creator training programmes, platform labelling systems, or algorithm modifications—can measurably improve social media health content quality. Randomised controlled trials comparing pre- and post-intervention quality scores would provide the strongest evidence base for policy recommendations.</w:t>
-      </w:r>
-    </w:p>
-    <w:p>
-      <w:pPr>
-        <w:spacing w:before="0" w:after="120" w:line="360" w:lineRule="auto"/>
-        <w:ind w:firstLine="709"/>
-        <w:jc w:val="both"/>
-      </w:pPr>
-      <w:r>
-        <w:rPr>
-          <w:rFonts w:ascii="Times New Roman" w:hAnsi="Times New Roman" w:cs="Times New Roman"/>
-          <w:rFonts w:ascii="Times New Roman" w:hAnsi="Times New Roman"/>
-          <w:b/>
-          <w:i w:val="0"/>
-          <w:sz w:val="24"/>
-        </w:rPr>
-        <w:t xml:space="preserve">User perception and behavioural studies. </w:t>
-      </w:r>
-      <w:r>
-        <w:rPr>
-          <w:rFonts w:ascii="Times New Roman" w:hAnsi="Times New Roman" w:cs="Times New Roman"/>
-          <w:rFonts w:ascii="Times New Roman" w:hAnsi="Times New Roman"/>
-          <w:b w:val="0"/>
-          <w:i w:val="0"/>
-          <w:sz w:val="24"/>
-        </w:rPr>
-        <w:t>A critical gap remains in understanding whether consumers can recognise the quality differences documented here. Mixed-methods research pairing quality assessments with user surveys or think-aloud protocols would reveal the extent to which audiences distinguish high- from low-quality physical activity content and how quality perceptions influence health behaviour.</w:t>
-      </w:r>
-    </w:p>
-    <w:p>
-      <w:pPr>
-        <w:spacing w:before="0" w:after="120" w:line="360" w:lineRule="auto"/>
-        <w:ind w:firstLine="709"/>
-        <w:jc w:val="both"/>
-      </w:pPr>
-      <w:r>
-        <w:rPr>
-          <w:rFonts w:ascii="Times New Roman" w:hAnsi="Times New Roman" w:cs="Times New Roman"/>
-          <w:rFonts w:ascii="Times New Roman" w:hAnsi="Times New Roman"/>
-          <w:b/>
-          <w:i w:val="0"/>
-          <w:sz w:val="24"/>
-        </w:rPr>
-        <w:t xml:space="preserve">Platform-specific quality instruments. </w:t>
-      </w:r>
-      <w:r>
-        <w:rPr>
-          <w:rFonts w:ascii="Times New Roman" w:hAnsi="Times New Roman" w:cs="Times New Roman"/>
-          <w:rFonts w:ascii="Times New Roman" w:hAnsi="Times New Roman"/>
-          <w:b w:val="0"/>
-          <w:i w:val="0"/>
-          <w:sz w:val="24"/>
-        </w:rPr>
-        <w:t>DISCERN was originally designed to evaluate written treatment information. Although its adaptation to multimedia content in this study was systematic, the development and validation of quality assessment tools designed natively for short-form video (TikTok, Instagram Reels) and image-based formats would strengthen future research. Such instruments should incorporate visual accuracy, demonstration safety, and accessibility features alongside traditional textual quality criteria.</w:t>
-      </w:r>
-    </w:p>
-    <w:p>
-      <w:pPr>
-        <w:spacing w:before="120" w:after="240" w:line="360" w:lineRule="auto"/>
-        <w:ind w:firstLine="709"/>
-        <w:jc w:val="both"/>
-      </w:pPr>
-      <w:r>
-        <w:rPr>
-          <w:rFonts w:ascii="Times New Roman" w:hAnsi="Times New Roman" w:cs="Times New Roman"/>
-          <w:rFonts w:ascii="Times New Roman" w:hAnsi="Times New Roman"/>
-          <w:b w:val="0"/>
-          <w:i w:val="0"/>
-          <w:sz w:val="24"/>
-        </w:rPr>
-        <w:t>In conclusion, this study provides robust empirical evidence that the quality of physical activity information varies dramatically across digital platforms, is only partially moderated by creator credentials, and bears no relationship to content popularity. These findings carry direct implications for how public health professionals guide patients, how organisations communicate evidence, and how platforms govern health content. Addressing the quality gap will require coordinated action across clinical practice, digital literacy education, platform governance, and regulatory policy.</w:t>
+        <w:t>Finally, participatory research involving content creators, healthcare professionals, and platform users could inform the design of practical interventions to improve the quality of physical activity information in the social media ecosystem. The gap between the information quality available on traditional websites and social media represents both a public health challenge and an opportunity for evidence-based digital health communication.</w:t>
       </w:r>
     </w:p>
     <w:sectPr>
@@ -989,8 +668,8 @@
       <w:jc w:val="both"/>
     </w:pPr>
     <w:rPr>
-      <w:rFonts w:ascii="Times New Roman" w:hAnsi="Times New Roman" w:cs="Times New Roman"/>
       <w:rFonts w:ascii="Times New Roman" w:hAnsi="Times New Roman"/>
+      <w:color w:val="000000"/>
       <w:sz w:val="24"/>
     </w:rPr>
   </w:style>

--- a/chapters/chapter5_conclusions.docx
+++ b/chapters/chapter5_conclusions.docx
@@ -95,7 +95,23 @@
           <w:color w:val="000000"/>
           <w:sz w:val="24"/>
         </w:rPr>
-        <w:t>Research Question 3: What is the relationship between engagement metrics and information quality? Overall correlations suggested moderate positive associations between likes (rho = 0.413, p &lt; .001), comments (rho = 0.415, p &lt; .001), and DISCERN scores. However, within-platform analyses revealed these to be ecological artefacts (Simpson's paradox): no significant likes–quality correlation existed within any individual platform. Views showed a negligible overall correlation (rho = -0.073, p = .571) and a significant negative correlation within YouTube (rho = -0.316, p = .035). It can be concluded that engagement metrics are not reliable indicators of information quality and that popular content is not synonymous with accurate content.</w:t>
+        <w:t>Research Question 3: What is the relationship between engagement metrics and information quality? Overall correlations suggested moderate positive associations between likes (rho = 0.413, p &lt; .001), comments (rho = 0.415, p &lt; .001), and DISCERN scores. However, within-platform analyses revealed these to be ecological artefacts (Simpson’s paradox): no significant likes–quality correlation existed within any individual platform. Views showed a negligible overall correlation (rho = -0.073, p = .571) and a significant negative correlation within YouTube (rho = -0.316, p = .035). It can be concluded that engagement metrics do not appear to reliably indicate information quality and that popular content is not necessarily accurate content. The YouTube views–quality pattern raises concern about whether recommendation systems may not reliably prioritise accurate health information, though this cross-sectional finding cannot establish causation.</w:t>
+      </w:r>
+    </w:p>
+    <w:p>
+      <w:pPr>
+        <w:spacing w:line="360" w:lineRule="auto" w:after="120" w:before="0"/>
+        <w:jc w:val="both"/>
+      </w:pPr>
+      <w:r>
+        <w:rPr>
+          <w:rFonts w:ascii="Times New Roman" w:hAnsi="Times New Roman" w:cs="Times New Roman"/>
+          <w:b w:val="0"/>
+          <w:i w:val="0"/>
+          <w:color w:val="000000"/>
+          <w:sz w:val="24"/>
+        </w:rPr>
+        <w:t>Additionally, search query phrasing significantly influenced the quality of content retrieved (H[4] = 27.72, p &lt; .001), with ‘how to start exercising’ yielding the highest-scoring content and ‘home workout routine’ the lowest. This suggests that the wording of health information queries functions as an implicit quality filter, a finding with practical implications for how clinicians advise patients on information seeking.</w:t>
       </w:r>
     </w:p>
     <w:p>
@@ -175,7 +191,7 @@
           <w:color w:val="000000"/>
           <w:sz w:val="24"/>
         </w:rPr>
-        <w:t>For platform developers: Implement evidence-based content labelling systems that signal information quality to users. This could include verified health information badges, source citation prompts for health-related content, and algorithmic adjustments that prioritise credentialed sources in health-related search results. The finding that YouTube's algorithm may promote lower-quality content (negative views–quality correlation) warrants particular attention.</w:t>
+        <w:t>For platform developers: Consider implementing evidence-based content labelling systems that signal information quality to users. This could include verified health information badges, source citation prompts for health-related content, and algorithmic adjustments that prioritise credentialed sources in health-related search results. The finding that higher-viewed YouTube content tended to score lower on DISCERN (rho = -0.316) warrants further investigation.</w:t>
       </w:r>
     </w:p>
     <w:p>
@@ -287,7 +303,23 @@
           <w:color w:val="000000"/>
           <w:sz w:val="24"/>
         </w:rPr>
-        <w:t>Finally, participatory research involving content creators, healthcare professionals, and platform users could inform the design of practical interventions to improve the quality of physical activity information in the social media ecosystem. The gap between the information quality available on traditional websites and social media represents both a public health challenge and an opportunity for evidence-based digital health communication.</w:t>
+        <w:t>Finally, participatory research involving content creators, healthcare professionals, and platform users could inform the design of practical interventions to improve the quality of physical activity information in the social media ecosystem.</w:t>
+      </w:r>
+    </w:p>
+    <w:p>
+      <w:pPr>
+        <w:spacing w:line="360" w:lineRule="auto" w:after="120" w:before="0"/>
+        <w:jc w:val="both"/>
+      </w:pPr>
+      <w:r>
+        <w:rPr>
+          <w:rFonts w:ascii="Times New Roman" w:hAnsi="Times New Roman" w:cs="Times New Roman"/>
+          <w:b w:val="0"/>
+          <w:i w:val="0"/>
+          <w:color w:val="000000"/>
+          <w:sz w:val="24"/>
+        </w:rPr>
+        <w:t>In closing, this study provides evidence that the quality of physical activity information varies substantially across digital platforms, with short-form social media presenting the greatest quality concerns. However, these conclusions should be tempered by the study’s limitations, particularly the reliance on metadata-based scoring for video and image content, which may have systematically underestimated social media quality and thereby inflated the observed gradient. The mixed automated and manual collection approach and the classification of diverse organisations as non-professional further qualify the precision of these findings. Notwithstanding these caveats, the overall pattern—that platform architecture constrains information completeness and that engagement does not reliably signal accuracy—is consistent with the broader literature and has clear implications for public health practice, health literacy education, and platform governance.</w:t>
       </w:r>
     </w:p>
     <w:sectPr>

--- a/chapters/chapter5_conclusions.docx
+++ b/chapters/chapter5_conclusions.docx
@@ -63,7 +63,7 @@
           <w:color w:val="000000"/>
           <w:sz w:val="24"/>
         </w:rPr>
-        <w:t>Research Question 1: How does physical activity information quality differ between traditional websites and social media platforms? The results demonstrate a clear, statistically significant quality gradient across platforms, H(3) = 93.84, p &lt; .001. Traditional websites achieved the highest median DISCERN score (Mdn = 48.5), followed by YouTube (Mdn = 42.0), TikTok (Mdn = 35.0), and Instagram (Mdn = 27.5). All six pairwise comparisons were statistically significant, though the website–YouTube difference was more modest (p = .038) than the remaining five comparisons (all p &lt; .001). JAMA benchmark compliance did not differ significantly across platforms in aggregate (p = .143), although individual criteria showed significant platform variation for Attribution, Disclosure, and Currency. It can be concluded that a substantial quality gap exists between traditional websites and short-form social media platforms, with Instagram representing the most concerning source of physical activity information.</w:t>
+        <w:t>Research Question 1: How does physical activity information quality differ between traditional websites and social media platforms? The results demonstrate a clear, statistically significant quality gradient across platforms, H(3) = 93.489, p &lt; .001. Traditional websites achieved the highest median DISCERN score (Mdn = 48.5), followed by YouTube (Mdn = 42.0), TikTok (Mdn = 35.0), and Instagram (Mdn = 27.5). All six pairwise comparisons were statistically significant, though the website–YouTube difference was more modest (p = .038) than the remaining five comparisons (all p &lt; .001). JAMA benchmark compliance did not differ significantly across platforms in aggregate (p = .163), although individual criteria showed significant platform variation for Attribution, Disclosure, and Currency. It can be concluded that a substantial quality gap exists between traditional websites and short-form social media platforms, with Instagram representing the most concerning source of physical activity information.</w:t>
       </w:r>
     </w:p>
     <w:p>
@@ -79,7 +79,7 @@
           <w:color w:val="000000"/>
           <w:sz w:val="24"/>
         </w:rPr>
-        <w:t>Research Question 2: Does creator type moderate quality scores? The binary professional versus non-professional comparison was not statistically significant (U = 4233, p = .094), though this null finding is partially attributable to the classification of organisations (n = 85) within the non-professional category. The five-category creator type analysis was significant (H[4] = 11.26, p = .024), with general users scoring lowest (Mdn = 33.0) and healthcare professionals and certified fitness professionals scoring highest (Mdn = 41.0 each). It can be concluded that creator type influences information quality, but the relationship is more nuanced than a simple professional/non-professional dichotomy suggests.</w:t>
+        <w:t>Research Question 2: Does creator type moderate quality scores? The binary professional versus non-professional comparison was statistically significant (U = 4457, p = .036, r = -0.197), and the five-category creator type analysis confirmed this (H[4] = 12.764, p = .012). Healthcare professionals scored highest (Mdn = 45.0), followed by certified fitness professionals (Mdn = 39.5), organisations (Mdn = 39.0), fitness influencers (Mdn = 36.0), and general users lowest (Mdn = 33.0). It can be concluded that creator type influences information quality in a graded fashion, with credentialed professionals producing measurably higher-quality content.</w:t>
       </w:r>
     </w:p>
     <w:p>
@@ -95,7 +95,7 @@
           <w:color w:val="000000"/>
           <w:sz w:val="24"/>
         </w:rPr>
-        <w:t>Research Question 3: What is the relationship between engagement metrics and information quality? Overall correlations suggested moderate positive associations between likes (rho = 0.413, p &lt; .001), comments (rho = 0.415, p &lt; .001), and DISCERN scores. However, within-platform analyses revealed these to be ecological artefacts (Simpson’s paradox): no significant likes–quality correlation existed within any individual platform. Views showed a negligible overall correlation (rho = -0.073, p = .571) and a significant negative correlation within YouTube (rho = -0.316, p = .035). It can be concluded that engagement metrics do not appear to reliably indicate information quality and that popular content is not necessarily accurate content. The YouTube views–quality pattern raises concern about whether recommendation systems may not reliably prioritise accurate health information, though this cross-sectional finding cannot establish causation.</w:t>
+        <w:t>Research Question 3: What is the relationship between engagement metrics and information quality? Overall correlations suggested weak-to-moderate positive associations between likes (rho = 0.284, p &lt; .001), comments (rho = 0.371, p &lt; .001), and DISCERN scores; however, these aggregate associations are primarily an ecological artefact of between-platform differences (Simpson's paradox). Within-platform analyses revealed that TikTok and Instagram showed no significant likes–quality correlations. Critically, YouTube demonstrated significant negative correlations for both views (rho = -0.340, p = .016) and likes (rho = -0.286, p = .044) with quality, indicating that more popular YouTube content tended to score lower on DISCERN. Views showed a negligible overall correlation (rho = -0.044, p = .669). It can be concluded that engagement metrics do not appear to reliably indicate information quality and that popular content is not necessarily accurate content.</w:t>
       </w:r>
     </w:p>
     <w:p>
@@ -111,7 +111,7 @@
           <w:color w:val="000000"/>
           <w:sz w:val="24"/>
         </w:rPr>
-        <w:t>Additionally, search query phrasing significantly influenced the quality of content retrieved (H[4] = 27.72, p &lt; .001), with ‘how to start exercising’ yielding the highest-scoring content and ‘home workout routine’ the lowest. This suggests that the wording of health information queries functions as an implicit quality filter, a finding with practical implications for how clinicians advise patients on information seeking.</w:t>
+        <w:t>Additionally, search query phrasing significantly influenced the quality of content retrieved (H[4] = 27.255, p &lt; .001), with ‘how to start exercising’ yielding the highest-scoring content and ‘home workout routine’ the lowest. This suggests that the wording of health information queries functions as an implicit quality filter, a finding with practical implications for how clinicians advise patients on information seeking.</w:t>
       </w:r>
     </w:p>
     <w:p>
@@ -191,7 +191,7 @@
           <w:color w:val="000000"/>
           <w:sz w:val="24"/>
         </w:rPr>
-        <w:t>For platform developers: Consider implementing evidence-based content labelling systems that signal information quality to users. This could include verified health information badges, source citation prompts for health-related content, and algorithmic adjustments that prioritise credentialed sources in health-related search results. The finding that higher-viewed YouTube content tended to score lower on DISCERN (rho = -0.316) warrants further investigation.</w:t>
+        <w:t>For platform developers: Consider implementing evidence-based content labelling systems that signal information quality to users. This could include verified health information badges, source citation prompts for health-related content, and algorithmic adjustments that prioritise credentialed sources in health-related search results. The finding that higher-viewed and more-liked YouTube content tended to score significantly lower on DISCERN (views rho = -0.340, p = .016; likes rho = -0.286, p = .044) warrants urgent further investigation.</w:t>
       </w:r>
     </w:p>
     <w:p>
@@ -287,7 +287,7 @@
           <w:color w:val="000000"/>
           <w:sz w:val="24"/>
         </w:rPr>
-        <w:t>Fourth, experimental studies could investigate the causal impact of information quality on user behaviour—specifically, whether exposure to higher-quality physical activity information on social media leads to greater adoption of evidence-based exercise practices. Fifth, the development and validation of social media-specific quality assessment tools, adapted from but distinct from DISCERN and JAMA, would address the limitations of applying traditional print-oriented instruments to digital media formats. Sixth, algorithmic audit studies could examine how platform recommendation systems interact with content quality, building on the negative views–quality correlation observed on YouTube in the present study.</w:t>
+        <w:t>Fourth, experimental studies could investigate the causal impact of information quality on user behaviour—specifically, whether exposure to higher-quality physical activity information on social media leads to greater adoption of evidence-based exercise practices. Fifth, the development and validation of social media-specific quality assessment tools, adapted from but distinct from DISCERN and JAMA, would address the limitations of applying traditional print-oriented instruments to digital media formats. Sixth, algorithmic audit studies could examine how platform recommendation systems interact with content quality, building on the significant negative views–quality and likes–quality correlations observed on YouTube in the present study.</w:t>
       </w:r>
     </w:p>
     <w:p>

--- a/chapters/chapter5_conclusions.docx
+++ b/chapters/chapter5_conclusions.docx
@@ -4,322 +4,250 @@
   <w:body>
     <w:p>
       <w:pPr>
-        <w:spacing w:line="360" w:lineRule="auto" w:after="240" w:before="0"/>
+        <w:pStyle w:val="Heading1"/>
+        <w:jc w:val="center"/>
+      </w:pPr>
+      <w:r>
+        <w:rPr>
+          <w:rFonts w:ascii="Times New Roman" w:hAnsi="Times New Roman"/>
+          <w:color w:val="000000"/>
+          <w:sz w:val="28"/>
+        </w:rPr>
+        <w:t>CONCLUSIONS</w:t>
+      </w:r>
+    </w:p>
+    <w:p>
+      <w:pPr>
+        <w:spacing w:line="360" w:lineRule="auto"/>
+        <w:ind w:firstLine="0"/>
         <w:jc w:val="both"/>
       </w:pPr>
       <w:r>
         <w:rPr>
-          <w:rFonts w:ascii="Times New Roman" w:hAnsi="Times New Roman" w:cs="Times New Roman"/>
+          <w:rFonts w:ascii="Times New Roman" w:hAnsi="Times New Roman"/>
           <w:b/>
-          <w:i w:val="0"/>
-          <w:color w:val="000000"/>
-          <w:sz w:val="28"/>
+          <w:sz w:val="24"/>
         </w:rPr>
-        <w:t>CHAPTER 5. CONCLUSIONS AND RECOMMENDATIONS</w:t>
+        <w:t xml:space="preserve">1. </w:t>
+      </w:r>
+      <w:r>
+        <w:rPr>
+          <w:rFonts w:ascii="Times New Roman" w:hAnsi="Times New Roman"/>
+          <w:sz w:val="24"/>
+        </w:rPr>
+        <w:t>The quality of physical activity information differed significantly across platform types. Traditional websites provided the highest-quality information, followed by YouTube, TikTok, and Instagram.</w:t>
       </w:r>
     </w:p>
     <w:p>
       <w:pPr>
-        <w:spacing w:line="360" w:lineRule="auto" w:after="200" w:before="0"/>
+        <w:spacing w:line="360" w:lineRule="auto"/>
+        <w:ind w:firstLine="0"/>
         <w:jc w:val="both"/>
       </w:pPr>
       <w:r>
         <w:rPr>
-          <w:rFonts w:ascii="Times New Roman" w:hAnsi="Times New Roman" w:cs="Times New Roman"/>
+          <w:rFonts w:ascii="Times New Roman" w:hAnsi="Times New Roman"/>
           <w:b/>
-          <w:i w:val="0"/>
-          <w:color w:val="000000"/>
-          <w:sz w:val="26"/>
+          <w:sz w:val="24"/>
         </w:rPr>
-        <w:t>5.1 Summary of Conclusions</w:t>
+        <w:t xml:space="preserve">2. </w:t>
+      </w:r>
+      <w:r>
+        <w:rPr>
+          <w:rFonts w:ascii="Times New Roman" w:hAnsi="Times New Roman"/>
+          <w:sz w:val="24"/>
+        </w:rPr>
+        <w:t>Transparency and accountability were limited across all platforms. JAMA benchmark compliance was generally low, indicating frequent omission of authorship, attribution, disclosure, and currency information.</w:t>
       </w:r>
     </w:p>
     <w:p>
       <w:pPr>
-        <w:spacing w:line="360" w:lineRule="auto" w:after="120" w:before="0"/>
+        <w:spacing w:line="360" w:lineRule="auto"/>
+        <w:ind w:firstLine="0"/>
         <w:jc w:val="both"/>
       </w:pPr>
       <w:r>
         <w:rPr>
-          <w:rFonts w:ascii="Times New Roman" w:hAnsi="Times New Roman" w:cs="Times New Roman"/>
-          <w:b w:val="0"/>
-          <w:i w:val="0"/>
-          <w:color w:val="000000"/>
+          <w:rFonts w:ascii="Times New Roman" w:hAnsi="Times New Roman"/>
+          <w:b/>
           <w:sz w:val="24"/>
         </w:rPr>
-        <w:t>This study set out to evaluate the quality of physical activity information across traditional websites and social media platforms using the DISCERN instrument and JAMA benchmarks. Three research questions guided the investigation. The conclusions for each are presented below.</w:t>
+        <w:t xml:space="preserve">3. </w:t>
+      </w:r>
+      <w:r>
+        <w:rPr>
+          <w:rFonts w:ascii="Times New Roman" w:hAnsi="Times New Roman"/>
+          <w:sz w:val="24"/>
+        </w:rPr>
+        <w:t>Creator type was associated with information quality. Content produced by healthcare professionals and certified fitness professionals scored higher than content produced by general users and many influencer-led accounts.</w:t>
       </w:r>
     </w:p>
     <w:p>
       <w:pPr>
-        <w:spacing w:line="360" w:lineRule="auto" w:after="120" w:before="0"/>
+        <w:spacing w:line="360" w:lineRule="auto"/>
+        <w:ind w:firstLine="0"/>
         <w:jc w:val="both"/>
       </w:pPr>
       <w:r>
         <w:rPr>
-          <w:rFonts w:ascii="Times New Roman" w:hAnsi="Times New Roman" w:cs="Times New Roman"/>
-          <w:b w:val="0"/>
-          <w:i w:val="0"/>
-          <w:color w:val="000000"/>
+          <w:rFonts w:ascii="Times New Roman" w:hAnsi="Times New Roman"/>
+          <w:b/>
           <w:sz w:val="24"/>
         </w:rPr>
-        <w:t>Research Question 1: How does physical activity information quality differ between traditional websites and social media platforms? The results demonstrate a clear, statistically significant quality gradient across platforms, H(3) = 93.489, p &lt; .001. Traditional websites achieved the highest median DISCERN score (Mdn = 48.5), followed by YouTube (Mdn = 42.0), TikTok (Mdn = 35.0), and Instagram (Mdn = 27.5). All six pairwise comparisons were statistically significant, though the website–YouTube difference was more modest (p = .038) than the remaining five comparisons (all p &lt; .001). JAMA benchmark compliance did not differ significantly across platforms in aggregate (p = .163), although individual criteria showed significant platform variation for Attribution, Disclosure, and Currency. It can be concluded that a substantial quality gap exists between traditional websites and short-form social media platforms, with Instagram representing the most concerning source of physical activity information.</w:t>
+        <w:t xml:space="preserve">4. </w:t>
+      </w:r>
+      <w:r>
+        <w:rPr>
+          <w:rFonts w:ascii="Times New Roman" w:hAnsi="Times New Roman"/>
+          <w:sz w:val="24"/>
+        </w:rPr>
+        <w:t>Engagement indicators did not function as reliable markers of quality. Within YouTube, higher view counts and like counts were associated with lower DISCERN scores.</w:t>
       </w:r>
     </w:p>
     <w:p>
       <w:pPr>
-        <w:spacing w:line="360" w:lineRule="auto" w:after="120" w:before="0"/>
+        <w:spacing w:line="360" w:lineRule="auto"/>
+        <w:ind w:firstLine="0"/>
         <w:jc w:val="both"/>
       </w:pPr>
       <w:r>
         <w:rPr>
-          <w:rFonts w:ascii="Times New Roman" w:hAnsi="Times New Roman" w:cs="Times New Roman"/>
-          <w:b w:val="0"/>
-          <w:i w:val="0"/>
-          <w:color w:val="000000"/>
+          <w:rFonts w:ascii="Times New Roman" w:hAnsi="Times New Roman"/>
+          <w:b/>
           <w:sz w:val="24"/>
         </w:rPr>
-        <w:t>Research Question 2: Does creator type moderate quality scores? The binary professional versus non-professional comparison was statistically significant (U = 4457, p = .036, r = -0.197), and the five-category creator type analysis confirmed this (H[4] = 12.764, p = .012). Healthcare professionals scored highest (Mdn = 45.0), followed by certified fitness professionals (Mdn = 39.5), organisations (Mdn = 39.0), fitness influencers (Mdn = 36.0), and general users lowest (Mdn = 33.0). It can be concluded that creator type influences information quality in a graded fashion, with credentialed professionals producing measurably higher-quality content.</w:t>
+        <w:t xml:space="preserve">5. </w:t>
+      </w:r>
+      <w:r>
+        <w:rPr>
+          <w:rFonts w:ascii="Times New Roman" w:hAnsi="Times New Roman"/>
+          <w:sz w:val="24"/>
+        </w:rPr>
+        <w:t>The findings support the need for stronger evidence-based communication on social media and for more explicit quality safeguards in digital physical activity information environments.</w:t>
       </w:r>
     </w:p>
     <w:p>
       <w:pPr>
-        <w:spacing w:line="360" w:lineRule="auto" w:after="120" w:before="0"/>
+        <w:pStyle w:val="Heading1"/>
+        <w:jc w:val="center"/>
+      </w:pPr>
+      <w:r>
+        <w:rPr>
+          <w:rFonts w:ascii="Times New Roman" w:hAnsi="Times New Roman"/>
+          <w:color w:val="000000"/>
+          <w:sz w:val="28"/>
+        </w:rPr>
+        <w:t>RECOMMENDATIONS</w:t>
+      </w:r>
+    </w:p>
+    <w:p>
+      <w:pPr>
+        <w:spacing w:line="360" w:lineRule="auto"/>
+        <w:ind w:firstLine="0"/>
         <w:jc w:val="both"/>
       </w:pPr>
       <w:r>
         <w:rPr>
-          <w:rFonts w:ascii="Times New Roman" w:hAnsi="Times New Roman" w:cs="Times New Roman"/>
-          <w:b w:val="0"/>
-          <w:i w:val="0"/>
-          <w:color w:val="000000"/>
+          <w:rFonts w:ascii="Times New Roman" w:hAnsi="Times New Roman"/>
+          <w:b/>
           <w:sz w:val="24"/>
         </w:rPr>
-        <w:t>Research Question 3: What is the relationship between engagement metrics and information quality? Overall correlations suggested weak-to-moderate positive associations between likes (rho = 0.284, p &lt; .001), comments (rho = 0.371, p &lt; .001), and DISCERN scores; however, these aggregate associations are primarily an ecological artefact of between-platform differences (Simpson's paradox). Within-platform analyses revealed that TikTok and Instagram showed no significant likes–quality correlations. Critically, YouTube demonstrated significant negative correlations for both views (rho = -0.340, p = .016) and likes (rho = -0.286, p = .044) with quality, indicating that more popular YouTube content tended to score lower on DISCERN. Views showed a negligible overall correlation (rho = -0.044, p = .669). It can be concluded that engagement metrics do not appear to reliably indicate information quality and that popular content is not necessarily accurate content.</w:t>
+        <w:t xml:space="preserve">1. </w:t>
+      </w:r>
+      <w:r>
+        <w:rPr>
+          <w:rFonts w:ascii="Times New Roman" w:hAnsi="Times New Roman"/>
+          <w:sz w:val="24"/>
+        </w:rPr>
+        <w:t>Public health institutions should continue to direct users to evidence-based websites as the primary reference point for physical activity guidance.</w:t>
       </w:r>
     </w:p>
     <w:p>
       <w:pPr>
-        <w:spacing w:line="360" w:lineRule="auto" w:after="120" w:before="0"/>
+        <w:spacing w:line="360" w:lineRule="auto"/>
+        <w:ind w:firstLine="0"/>
         <w:jc w:val="both"/>
       </w:pPr>
       <w:r>
         <w:rPr>
-          <w:rFonts w:ascii="Times New Roman" w:hAnsi="Times New Roman" w:cs="Times New Roman"/>
-          <w:b w:val="0"/>
-          <w:i w:val="0"/>
-          <w:color w:val="000000"/>
+          <w:rFonts w:ascii="Times New Roman" w:hAnsi="Times New Roman"/>
+          <w:b/>
           <w:sz w:val="24"/>
         </w:rPr>
-        <w:t>Additionally, search query phrasing significantly influenced the quality of content retrieved (H[4] = 27.255, p &lt; .001), with ‘how to start exercising’ yielding the highest-scoring content and ‘home workout routine’ the lowest. This suggests that the wording of health information queries functions as an implicit quality filter, a finding with practical implications for how clinicians advise patients on information seeking.</w:t>
+        <w:t xml:space="preserve">2. </w:t>
+      </w:r>
+      <w:r>
+        <w:rPr>
+          <w:rFonts w:ascii="Times New Roman" w:hAnsi="Times New Roman"/>
+          <w:sz w:val="24"/>
+        </w:rPr>
+        <w:t>Healthcare professionals and certified fitness professionals should strengthen their presence on short-form social media and consistently provide credentials, sources, risk information, and disclosure statements.</w:t>
       </w:r>
     </w:p>
     <w:p>
       <w:pPr>
-        <w:spacing w:line="360" w:lineRule="auto" w:after="200" w:before="0"/>
+        <w:spacing w:line="360" w:lineRule="auto"/>
+        <w:ind w:firstLine="0"/>
         <w:jc w:val="both"/>
       </w:pPr>
       <w:r>
         <w:rPr>
-          <w:rFonts w:ascii="Times New Roman" w:hAnsi="Times New Roman" w:cs="Times New Roman"/>
+          <w:rFonts w:ascii="Times New Roman" w:hAnsi="Times New Roman"/>
           <w:b/>
-          <w:i w:val="0"/>
-          <w:color w:val="000000"/>
-          <w:sz w:val="26"/>
+          <w:sz w:val="24"/>
         </w:rPr>
-        <w:t>5.2 Practical Recommendations</w:t>
+        <w:t xml:space="preserve">3. </w:t>
+      </w:r>
+      <w:r>
+        <w:rPr>
+          <w:rFonts w:ascii="Times New Roman" w:hAnsi="Times New Roman"/>
+          <w:sz w:val="24"/>
+        </w:rPr>
+        <w:t>Platform providers should introduce structured credibility signals for health content, including visible source-citation and sponsorship-disclosure fields.</w:t>
       </w:r>
     </w:p>
     <w:p>
       <w:pPr>
-        <w:spacing w:line="360" w:lineRule="auto" w:after="120" w:before="0"/>
+        <w:spacing w:line="360" w:lineRule="auto"/>
+        <w:ind w:firstLine="0"/>
         <w:jc w:val="both"/>
       </w:pPr>
       <w:r>
         <w:rPr>
-          <w:rFonts w:ascii="Times New Roman" w:hAnsi="Times New Roman" w:cs="Times New Roman"/>
-          <w:b w:val="0"/>
-          <w:i w:val="0"/>
-          <w:color w:val="000000"/>
+          <w:rFonts w:ascii="Times New Roman" w:hAnsi="Times New Roman"/>
+          <w:b/>
           <w:sz w:val="24"/>
         </w:rPr>
-        <w:t>Based on the findings of this study, the following practical recommendations are proposed for key stakeholder groups.</w:t>
+        <w:t xml:space="preserve">4. </w:t>
+      </w:r>
+      <w:r>
+        <w:rPr>
+          <w:rFonts w:ascii="Times New Roman" w:hAnsi="Times New Roman"/>
+          <w:sz w:val="24"/>
+        </w:rPr>
+        <w:t>Health literacy education should explicitly teach users that views, likes, and other engagement metrics do not guarantee information quality.</w:t>
       </w:r>
     </w:p>
     <w:p>
       <w:pPr>
-        <w:spacing w:line="360" w:lineRule="auto" w:after="120" w:before="0"/>
+        <w:spacing w:line="360" w:lineRule="auto"/>
+        <w:ind w:firstLine="0"/>
         <w:jc w:val="both"/>
       </w:pPr>
       <w:r>
         <w:rPr>
-          <w:rFonts w:ascii="Times New Roman" w:hAnsi="Times New Roman" w:cs="Times New Roman"/>
-          <w:b w:val="0"/>
-          <w:i w:val="0"/>
-          <w:color w:val="000000"/>
+          <w:rFonts w:ascii="Times New Roman" w:hAnsi="Times New Roman"/>
+          <w:b/>
           <w:sz w:val="24"/>
         </w:rPr>
-        <w:t>For public health organisations: Maintain and promote high-quality traditional websites as anchor resources for physical activity information. Simultaneously, develop platform-native content for TikTok and Instagram that adheres to evidence-based principles while respecting the format constraints of short-form media. Content should be designed with DISCERN-aligned principles: clearly stated aims, identified sources, balanced presentation of options, and explicit acknowledgement of uncertainty.</w:t>
+        <w:t xml:space="preserve">5. </w:t>
       </w:r>
-    </w:p>
-    <w:p>
-      <w:pPr>
-        <w:spacing w:line="360" w:lineRule="auto" w:after="120" w:before="0"/>
-        <w:jc w:val="both"/>
-      </w:pPr>
       <w:r>
         <w:rPr>
-          <w:rFonts w:ascii="Times New Roman" w:hAnsi="Times New Roman" w:cs="Times New Roman"/>
-          <w:b w:val="0"/>
-          <w:i w:val="0"/>
-          <w:color w:val="000000"/>
+          <w:rFonts w:ascii="Times New Roman" w:hAnsi="Times New Roman"/>
           <w:sz w:val="24"/>
         </w:rPr>
-        <w:t>For healthcare professionals: Engage actively on social media platforms to counter the dominance of unqualified content creators. Professional credentials should be prominently displayed in profile biographies, and content should include source citations where feasible. Healthcare professionals can leverage platform verification features to signal credibility to users.</w:t>
-      </w:r>
-    </w:p>
-    <w:p>
-      <w:pPr>
-        <w:spacing w:line="360" w:lineRule="auto" w:after="120" w:before="0"/>
-        <w:jc w:val="both"/>
-      </w:pPr>
-      <w:r>
-        <w:rPr>
-          <w:rFonts w:ascii="Times New Roman" w:hAnsi="Times New Roman" w:cs="Times New Roman"/>
-          <w:b w:val="0"/>
-          <w:i w:val="0"/>
-          <w:color w:val="000000"/>
-          <w:sz w:val="24"/>
-        </w:rPr>
-        <w:t>For platform developers: Consider implementing evidence-based content labelling systems that signal information quality to users. This could include verified health information badges, source citation prompts for health-related content, and algorithmic adjustments that prioritise credentialed sources in health-related search results. The finding that higher-viewed and more-liked YouTube content tended to score significantly lower on DISCERN (views rho = -0.340, p = .016; likes rho = -0.286, p = .044) warrants urgent further investigation.</w:t>
-      </w:r>
-    </w:p>
-    <w:p>
-      <w:pPr>
-        <w:spacing w:line="360" w:lineRule="auto" w:after="120" w:before="0"/>
-        <w:jc w:val="both"/>
-      </w:pPr>
-      <w:r>
-        <w:rPr>
-          <w:rFonts w:ascii="Times New Roman" w:hAnsi="Times New Roman" w:cs="Times New Roman"/>
-          <w:b w:val="0"/>
-          <w:i w:val="0"/>
-          <w:color w:val="000000"/>
-          <w:sz w:val="24"/>
-        </w:rPr>
-        <w:t>For health literacy educators: Teach critical appraisal skills that are platform-specific. Users should understand that high engagement (likes, views, shares) does not indicate information accuracy. Educational programmes should include practical exercises in evaluating social media health content using simplified versions of tools such as DISCERN and JAMA benchmarks.</w:t>
-      </w:r>
-    </w:p>
-    <w:p>
-      <w:pPr>
-        <w:spacing w:line="360" w:lineRule="auto" w:after="120" w:before="0"/>
-        <w:jc w:val="both"/>
-      </w:pPr>
-      <w:r>
-        <w:rPr>
-          <w:rFonts w:ascii="Times New Roman" w:hAnsi="Times New Roman" w:cs="Times New Roman"/>
-          <w:b w:val="0"/>
-          <w:i w:val="0"/>
-          <w:color w:val="000000"/>
-          <w:sz w:val="24"/>
-        </w:rPr>
-        <w:t>For policy makers: Consider regulatory frameworks that require minimum transparency standards for health-related content on social media, analogous to advertising disclosure requirements. The near-zero attribution rates on TikTok (0%) and Instagram (4%) suggest that voluntary compliance with evidence citation norms is insufficient.</w:t>
-      </w:r>
-    </w:p>
-    <w:p>
-      <w:pPr>
-        <w:spacing w:line="360" w:lineRule="auto" w:after="120" w:before="0"/>
-        <w:jc w:val="both"/>
-      </w:pPr>
-      <w:r>
-        <w:rPr>
-          <w:rFonts w:ascii="Times New Roman" w:hAnsi="Times New Roman" w:cs="Times New Roman"/>
-          <w:b w:val="0"/>
-          <w:i w:val="0"/>
-          <w:color w:val="000000"/>
-          <w:sz w:val="24"/>
-        </w:rPr>
-        <w:t>For consumers of physical activity information: Prefer traditional websites from recognised health organisations (e.g., WHO, NHS, national public health agencies) as primary information sources. When using social media for physical activity guidance, verify creator credentials, check for cited sources, and cross-reference recommendations with authoritative guidelines such as the WHO Global Action Plan on Physical Activity 2018–2030 (World Health Organization, 2018).</w:t>
-      </w:r>
-    </w:p>
-    <w:p>
-      <w:pPr>
-        <w:spacing w:line="360" w:lineRule="auto" w:after="200" w:before="0"/>
-        <w:jc w:val="both"/>
-      </w:pPr>
-      <w:r>
-        <w:rPr>
-          <w:rFonts w:ascii="Times New Roman" w:hAnsi="Times New Roman" w:cs="Times New Roman"/>
-          <w:b/>
-          <w:i w:val="0"/>
-          <w:color w:val="000000"/>
-          <w:sz w:val="26"/>
-        </w:rPr>
-        <w:t>5.3 Recommendations for Future Research</w:t>
-      </w:r>
-    </w:p>
-    <w:p>
-      <w:pPr>
-        <w:spacing w:line="360" w:lineRule="auto" w:after="120" w:before="0"/>
-        <w:jc w:val="both"/>
-      </w:pPr>
-      <w:r>
-        <w:rPr>
-          <w:rFonts w:ascii="Times New Roman" w:hAnsi="Times New Roman" w:cs="Times New Roman"/>
-          <w:b w:val="0"/>
-          <w:i w:val="0"/>
-          <w:color w:val="000000"/>
-          <w:sz w:val="24"/>
-        </w:rPr>
-        <w:t>Future research should address the methodological limitations identified in this study through several priority directions. First, longitudinal tracking studies are needed to determine whether the quality gradient observed here is stable or evolving as platforms mature and implement health content policies. Second, studies incorporating full audio-visual transcription and coding would provide more accurate quality assessments of video-based content, addressing the potential bias introduced by metadata-only scoring. Third, cross-cultural and multilingual replications would establish whether the observed patterns generalise beyond English-language content.</w:t>
-      </w:r>
-    </w:p>
-    <w:p>
-      <w:pPr>
-        <w:spacing w:line="360" w:lineRule="auto" w:after="120" w:before="0"/>
-        <w:jc w:val="both"/>
-      </w:pPr>
-      <w:r>
-        <w:rPr>
-          <w:rFonts w:ascii="Times New Roman" w:hAnsi="Times New Roman" w:cs="Times New Roman"/>
-          <w:b w:val="0"/>
-          <w:i w:val="0"/>
-          <w:color w:val="000000"/>
-          <w:sz w:val="24"/>
-        </w:rPr>
-        <w:t>Fourth, experimental studies could investigate the causal impact of information quality on user behaviour—specifically, whether exposure to higher-quality physical activity information on social media leads to greater adoption of evidence-based exercise practices. Fifth, the development and validation of social media-specific quality assessment tools, adapted from but distinct from DISCERN and JAMA, would address the limitations of applying traditional print-oriented instruments to digital media formats. Sixth, algorithmic audit studies could examine how platform recommendation systems interact with content quality, building on the significant negative views–quality and likes–quality correlations observed on YouTube in the present study.</w:t>
-      </w:r>
-    </w:p>
-    <w:p>
-      <w:pPr>
-        <w:spacing w:line="360" w:lineRule="auto" w:after="120" w:before="0"/>
-        <w:jc w:val="both"/>
-      </w:pPr>
-      <w:r>
-        <w:rPr>
-          <w:rFonts w:ascii="Times New Roman" w:hAnsi="Times New Roman" w:cs="Times New Roman"/>
-          <w:b w:val="0"/>
-          <w:i w:val="0"/>
-          <w:color w:val="000000"/>
-          <w:sz w:val="24"/>
-        </w:rPr>
-        <w:t>Finally, participatory research involving content creators, healthcare professionals, and platform users could inform the design of practical interventions to improve the quality of physical activity information in the social media ecosystem.</w:t>
-      </w:r>
-    </w:p>
-    <w:p>
-      <w:pPr>
-        <w:spacing w:line="360" w:lineRule="auto" w:after="120" w:before="0"/>
-        <w:jc w:val="both"/>
-      </w:pPr>
-      <w:r>
-        <w:rPr>
-          <w:rFonts w:ascii="Times New Roman" w:hAnsi="Times New Roman" w:cs="Times New Roman"/>
-          <w:b w:val="0"/>
-          <w:i w:val="0"/>
-          <w:color w:val="000000"/>
-          <w:sz w:val="24"/>
-        </w:rPr>
-        <w:t>In closing, this study provides evidence that the quality of physical activity information varies substantially across digital platforms, with short-form social media presenting the greatest quality concerns. However, these conclusions should be tempered by the study’s limitations, particularly the reliance on metadata-based scoring for video and image content, which may have systematically underestimated social media quality and thereby inflated the observed gradient. The mixed automated and manual collection approach and the classification of diverse organisations as non-professional further qualify the precision of these findings. Notwithstanding these caveats, the overall pattern—that platform architecture constrains information completeness and that engagement does not reliably signal accuracy—is consistent with the broader literature and has clear implications for public health practice, health literacy education, and platform governance.</w:t>
+        <w:t>Future institutional and platform initiatives should prioritize validation of quality assessment tools designed specifically for multimedia and short-form health content.</w:t>
       </w:r>
     </w:p>
     <w:sectPr>
@@ -701,7 +629,6 @@
     </w:pPr>
     <w:rPr>
       <w:rFonts w:ascii="Times New Roman" w:hAnsi="Times New Roman"/>
-      <w:color w:val="000000"/>
       <w:sz w:val="24"/>
     </w:rPr>
   </w:style>

--- a/chapters/chapter5_conclusions.docx
+++ b/chapters/chapter5_conclusions.docx
@@ -5,249 +5,325 @@
     <w:p>
       <w:pPr>
         <w:pStyle w:val="Heading1"/>
-        <w:jc w:val="center"/>
+        <w:spacing w:line="360" w:lineRule="auto" w:after="240" w:before="0"/>
+        <w:jc w:val="both"/>
       </w:pPr>
       <w:r>
         <w:rPr>
-          <w:rFonts w:ascii="Times New Roman" w:hAnsi="Times New Roman"/>
+          <w:rFonts w:ascii="Times New Roman" w:hAnsi="Times New Roman" w:cs="Times New Roman"/>
+          <w:b/>
+          <w:i w:val="0"/>
           <w:color w:val="000000"/>
           <w:sz w:val="28"/>
         </w:rPr>
-        <w:t>CONCLUSIONS</w:t>
+        <w:t>CHAPTER 5. CONCLUSIONS AND RECOMMENDATIONS</w:t>
       </w:r>
     </w:p>
     <w:p>
       <w:pPr>
-        <w:spacing w:line="360" w:lineRule="auto"/>
-        <w:ind w:firstLine="0"/>
+        <w:pStyle w:val="Heading2"/>
+        <w:spacing w:line="360" w:lineRule="auto" w:after="200" w:before="0"/>
         <w:jc w:val="both"/>
       </w:pPr>
       <w:r>
         <w:rPr>
-          <w:rFonts w:ascii="Times New Roman" w:hAnsi="Times New Roman"/>
+          <w:rFonts w:ascii="Times New Roman" w:hAnsi="Times New Roman" w:cs="Times New Roman"/>
           <w:b/>
-          <w:sz w:val="24"/>
+          <w:i w:val="0"/>
+          <w:color w:val="000000"/>
+          <w:sz w:val="26"/>
         </w:rPr>
-        <w:t xml:space="preserve">1. </w:t>
-      </w:r>
-      <w:r>
-        <w:rPr>
-          <w:rFonts w:ascii="Times New Roman" w:hAnsi="Times New Roman"/>
-          <w:sz w:val="24"/>
-        </w:rPr>
-        <w:t>The quality of physical activity information differed significantly across platform types. Traditional websites provided the highest-quality information, followed by YouTube, TikTok, and Instagram.</w:t>
+        <w:t>5.1 Summary of Conclusions</w:t>
       </w:r>
     </w:p>
     <w:p>
       <w:pPr>
-        <w:spacing w:line="360" w:lineRule="auto"/>
-        <w:ind w:firstLine="0"/>
+        <w:spacing w:line="360" w:lineRule="auto" w:after="120" w:before="0"/>
         <w:jc w:val="both"/>
       </w:pPr>
       <w:r>
         <w:rPr>
-          <w:rFonts w:ascii="Times New Roman" w:hAnsi="Times New Roman"/>
-          <w:b/>
+          <w:rFonts w:ascii="Times New Roman" w:hAnsi="Times New Roman" w:cs="Times New Roman"/>
+          <w:b w:val="0"/>
+          <w:i w:val="0"/>
+          <w:color w:val="000000"/>
           <w:sz w:val="24"/>
         </w:rPr>
-        <w:t xml:space="preserve">2. </w:t>
-      </w:r>
-      <w:r>
-        <w:rPr>
-          <w:rFonts w:ascii="Times New Roman" w:hAnsi="Times New Roman"/>
-          <w:sz w:val="24"/>
-        </w:rPr>
-        <w:t>Transparency and accountability were limited across all platforms. JAMA benchmark compliance was generally low, indicating frequent omission of authorship, attribution, disclosure, and currency information.</w:t>
+        <w:t>This study set out to evaluate the quality of physical activity information across traditional websites and social media platforms using the DISCERN instrument and JAMA benchmarks. Three research questions guided the investigation. The conclusions for each are presented below.</w:t>
       </w:r>
     </w:p>
     <w:p>
       <w:pPr>
-        <w:spacing w:line="360" w:lineRule="auto"/>
-        <w:ind w:firstLine="0"/>
+        <w:spacing w:line="360" w:lineRule="auto" w:after="120" w:before="0"/>
         <w:jc w:val="both"/>
       </w:pPr>
       <w:r>
         <w:rPr>
-          <w:rFonts w:ascii="Times New Roman" w:hAnsi="Times New Roman"/>
-          <w:b/>
+          <w:rFonts w:ascii="Times New Roman" w:hAnsi="Times New Roman" w:cs="Times New Roman"/>
+          <w:b w:val="0"/>
+          <w:i w:val="0"/>
+          <w:color w:val="000000"/>
           <w:sz w:val="24"/>
         </w:rPr>
-        <w:t xml:space="preserve">3. </w:t>
-      </w:r>
-      <w:r>
-        <w:rPr>
-          <w:rFonts w:ascii="Times New Roman" w:hAnsi="Times New Roman"/>
-          <w:sz w:val="24"/>
-        </w:rPr>
-        <w:t>Creator type was associated with information quality. Content produced by healthcare professionals and certified fitness professionals scored higher than content produced by general users and many influencer-led accounts.</w:t>
+        <w:t>Research Question 1: How does physical activity information quality differ between traditional websites and social media platforms? The results demonstrate a clear, statistically significant quality gradient across platforms, H(3) = 93.489, p &lt; .001. Traditional websites achieved the highest median DISCERN score (Mdn = 48.5), followed by YouTube (Mdn = 42.0), TikTok (Mdn = 35.0), and Instagram (Mdn = 27.5). All six pairwise comparisons were statistically significant, though the website–YouTube difference was more modest (p = .038) than the remaining five comparisons (all p &lt; .001). JAMA benchmark compliance did not differ significantly across platforms in aggregate (p = .163), although individual criteria showed significant platform variation for Attribution, Disclosure, and Currency. It can be concluded that a substantial quality gap exists between traditional websites and short-form social media platforms, with Instagram representing the most concerning source of physical activity information.</w:t>
       </w:r>
     </w:p>
     <w:p>
       <w:pPr>
-        <w:spacing w:line="360" w:lineRule="auto"/>
-        <w:ind w:firstLine="0"/>
+        <w:spacing w:line="360" w:lineRule="auto" w:after="120" w:before="0"/>
         <w:jc w:val="both"/>
       </w:pPr>
       <w:r>
         <w:rPr>
-          <w:rFonts w:ascii="Times New Roman" w:hAnsi="Times New Roman"/>
-          <w:b/>
+          <w:rFonts w:ascii="Times New Roman" w:hAnsi="Times New Roman" w:cs="Times New Roman"/>
+          <w:b w:val="0"/>
+          <w:i w:val="0"/>
+          <w:color w:val="000000"/>
           <w:sz w:val="24"/>
         </w:rPr>
-        <w:t xml:space="preserve">4. </w:t>
-      </w:r>
-      <w:r>
-        <w:rPr>
-          <w:rFonts w:ascii="Times New Roman" w:hAnsi="Times New Roman"/>
-          <w:sz w:val="24"/>
-        </w:rPr>
-        <w:t>Engagement indicators did not function as reliable markers of quality. Within YouTube, higher view counts and like counts were associated with lower DISCERN scores.</w:t>
+        <w:t>Research Question 2: Does creator type moderate quality scores? The binary professional versus non-professional comparison was statistically significant (U = 4457, p = .036, r = -0.197), and the five-category creator type analysis confirmed this (H[4] = 12.764, p = .012). Healthcare professionals scored highest (Mdn = 45.0), followed by certified fitness professionals (Mdn = 39.5), organisations (Mdn = 39.0), fitness influencers (Mdn = 36.0), and general users lowest (Mdn = 33.0). It can be concluded that creator type influences information quality in a graded fashion, with credentialed professionals producing measurably higher-quality content.</w:t>
       </w:r>
     </w:p>
     <w:p>
       <w:pPr>
-        <w:spacing w:line="360" w:lineRule="auto"/>
-        <w:ind w:firstLine="0"/>
+        <w:spacing w:line="360" w:lineRule="auto" w:after="120" w:before="0"/>
         <w:jc w:val="both"/>
       </w:pPr>
       <w:r>
         <w:rPr>
-          <w:rFonts w:ascii="Times New Roman" w:hAnsi="Times New Roman"/>
-          <w:b/>
+          <w:rFonts w:ascii="Times New Roman" w:hAnsi="Times New Roman" w:cs="Times New Roman"/>
+          <w:b w:val="0"/>
+          <w:i w:val="0"/>
+          <w:color w:val="000000"/>
           <w:sz w:val="24"/>
         </w:rPr>
-        <w:t xml:space="preserve">5. </w:t>
-      </w:r>
-      <w:r>
-        <w:rPr>
-          <w:rFonts w:ascii="Times New Roman" w:hAnsi="Times New Roman"/>
-          <w:sz w:val="24"/>
-        </w:rPr>
-        <w:t>The findings support the need for stronger evidence-based communication on social media and for more explicit quality safeguards in digital physical activity information environments.</w:t>
+        <w:t>Research Question 3: What is the relationship between engagement metrics and information quality? Overall correlations suggested weak-to-moderate positive associations between likes (rho = 0.284, p &lt; .001), comments (rho = 0.371, p &lt; .001), and DISCERN scores; however, these aggregate associations are primarily an ecological artefact of between-social-platform differences (Simpson's paradox). Within-platform analyses revealed that TikTok and Instagram showed no significant likes–quality correlations. Critically, YouTube demonstrated significant negative correlations for both views (rho = -0.340, p = .016) and likes (rho = -0.286, p = .044) with quality, indicating that more popular YouTube content tended to score lower on DISCERN. Views showed a negligible overall correlation (rho = -0.044, p = .669). It can be concluded that engagement metrics do not appear to reliably indicate information quality and that popular content is not necessarily accurate content.</w:t>
       </w:r>
     </w:p>
     <w:p>
       <w:pPr>
-        <w:pStyle w:val="Heading1"/>
-        <w:jc w:val="center"/>
+        <w:spacing w:line="360" w:lineRule="auto" w:after="120" w:before="0"/>
+        <w:jc w:val="both"/>
       </w:pPr>
       <w:r>
         <w:rPr>
-          <w:rFonts w:ascii="Times New Roman" w:hAnsi="Times New Roman"/>
+          <w:rFonts w:ascii="Times New Roman" w:hAnsi="Times New Roman" w:cs="Times New Roman"/>
+          <w:b w:val="0"/>
+          <w:i w:val="0"/>
           <w:color w:val="000000"/>
-          <w:sz w:val="28"/>
+          <w:sz w:val="24"/>
         </w:rPr>
-        <w:t>RECOMMENDATIONS</w:t>
+        <w:t>Additionally, search query phrasing significantly influenced the quality of content retrieved (H[4] = 27.255, p &lt; .001), with ‘how to start exercising’ yielding the highest-scoring content and ‘home workout routine’ the lowest. This suggests that the wording of health information queries functions as an implicit quality filter, a finding with practical implications for how clinicians advise patients on information seeking.</w:t>
       </w:r>
     </w:p>
     <w:p>
       <w:pPr>
-        <w:spacing w:line="360" w:lineRule="auto"/>
-        <w:ind w:firstLine="0"/>
+        <w:pStyle w:val="Heading2"/>
+        <w:spacing w:line="360" w:lineRule="auto" w:after="200" w:before="0"/>
         <w:jc w:val="both"/>
       </w:pPr>
       <w:r>
         <w:rPr>
-          <w:rFonts w:ascii="Times New Roman" w:hAnsi="Times New Roman"/>
+          <w:rFonts w:ascii="Times New Roman" w:hAnsi="Times New Roman" w:cs="Times New Roman"/>
           <w:b/>
-          <w:sz w:val="24"/>
+          <w:i w:val="0"/>
+          <w:color w:val="000000"/>
+          <w:sz w:val="26"/>
         </w:rPr>
-        <w:t xml:space="preserve">1. </w:t>
-      </w:r>
-      <w:r>
-        <w:rPr>
-          <w:rFonts w:ascii="Times New Roman" w:hAnsi="Times New Roman"/>
-          <w:sz w:val="24"/>
-        </w:rPr>
-        <w:t>Public health institutions should continue to direct users to evidence-based websites as the primary reference point for physical activity guidance.</w:t>
+        <w:t>5.2 Practical Recommendations</w:t>
       </w:r>
     </w:p>
     <w:p>
       <w:pPr>
-        <w:spacing w:line="360" w:lineRule="auto"/>
-        <w:ind w:firstLine="0"/>
+        <w:spacing w:line="360" w:lineRule="auto" w:after="120" w:before="0"/>
         <w:jc w:val="both"/>
       </w:pPr>
       <w:r>
         <w:rPr>
-          <w:rFonts w:ascii="Times New Roman" w:hAnsi="Times New Roman"/>
-          <w:b/>
+          <w:rFonts w:ascii="Times New Roman" w:hAnsi="Times New Roman" w:cs="Times New Roman"/>
+          <w:b w:val="0"/>
+          <w:i w:val="0"/>
+          <w:color w:val="000000"/>
           <w:sz w:val="24"/>
         </w:rPr>
-        <w:t xml:space="preserve">2. </w:t>
-      </w:r>
-      <w:r>
-        <w:rPr>
-          <w:rFonts w:ascii="Times New Roman" w:hAnsi="Times New Roman"/>
-          <w:sz w:val="24"/>
-        </w:rPr>
-        <w:t>Healthcare professionals and certified fitness professionals should strengthen their presence on short-form social media and consistently provide credentials, sources, risk information, and disclosure statements.</w:t>
+        <w:t>Based on the findings of this study, the following practical recommendations are proposed for key stakeholder groups.</w:t>
       </w:r>
     </w:p>
     <w:p>
       <w:pPr>
-        <w:spacing w:line="360" w:lineRule="auto"/>
-        <w:ind w:firstLine="0"/>
+        <w:spacing w:line="360" w:lineRule="auto" w:after="120" w:before="0"/>
         <w:jc w:val="both"/>
       </w:pPr>
       <w:r>
         <w:rPr>
-          <w:rFonts w:ascii="Times New Roman" w:hAnsi="Times New Roman"/>
-          <w:b/>
+          <w:rFonts w:ascii="Times New Roman" w:hAnsi="Times New Roman" w:cs="Times New Roman"/>
+          <w:b w:val="0"/>
+          <w:i w:val="0"/>
+          <w:color w:val="000000"/>
           <w:sz w:val="24"/>
         </w:rPr>
-        <w:t xml:space="preserve">3. </w:t>
-      </w:r>
-      <w:r>
-        <w:rPr>
-          <w:rFonts w:ascii="Times New Roman" w:hAnsi="Times New Roman"/>
-          <w:sz w:val="24"/>
-        </w:rPr>
-        <w:t>Platform providers should introduce structured credibility signals for health content, including visible source-citation and sponsorship-disclosure fields.</w:t>
+        <w:t>For public health organisations: Maintain and promote high-quality traditional websites as anchor resources for physical activity information. Simultaneously, develop platform-native content for TikTok and Instagram that adheres to evidence-based principles while respecting the format constraints of short-form media. Content should be designed with DISCERN-aligned principles: clearly stated aims, identified sources, balanced presentation of options, and explicit acknowledgement of uncertainty.</w:t>
       </w:r>
     </w:p>
     <w:p>
       <w:pPr>
-        <w:spacing w:line="360" w:lineRule="auto"/>
-        <w:ind w:firstLine="0"/>
+        <w:spacing w:line="360" w:lineRule="auto" w:after="120" w:before="0"/>
         <w:jc w:val="both"/>
       </w:pPr>
       <w:r>
         <w:rPr>
-          <w:rFonts w:ascii="Times New Roman" w:hAnsi="Times New Roman"/>
-          <w:b/>
+          <w:rFonts w:ascii="Times New Roman" w:hAnsi="Times New Roman" w:cs="Times New Roman"/>
+          <w:b w:val="0"/>
+          <w:i w:val="0"/>
+          <w:color w:val="000000"/>
           <w:sz w:val="24"/>
         </w:rPr>
-        <w:t xml:space="preserve">4. </w:t>
-      </w:r>
-      <w:r>
-        <w:rPr>
-          <w:rFonts w:ascii="Times New Roman" w:hAnsi="Times New Roman"/>
-          <w:sz w:val="24"/>
-        </w:rPr>
-        <w:t>Health literacy education should explicitly teach users that views, likes, and other engagement metrics do not guarantee information quality.</w:t>
+        <w:t>For healthcare professionals: Engage actively on social media platforms to counter the dominance of unqualified content creators. Professional credentials should be prominently displayed in profile biographies, and content should include source citations where feasible. Healthcare professionals can leverage platform verification features to signal credibility to users.</w:t>
       </w:r>
     </w:p>
     <w:p>
       <w:pPr>
-        <w:spacing w:line="360" w:lineRule="auto"/>
-        <w:ind w:firstLine="0"/>
+        <w:spacing w:line="360" w:lineRule="auto" w:after="120" w:before="0"/>
         <w:jc w:val="both"/>
       </w:pPr>
       <w:r>
         <w:rPr>
-          <w:rFonts w:ascii="Times New Roman" w:hAnsi="Times New Roman"/>
-          <w:b/>
+          <w:rFonts w:ascii="Times New Roman" w:hAnsi="Times New Roman" w:cs="Times New Roman"/>
+          <w:b w:val="0"/>
+          <w:i w:val="0"/>
+          <w:color w:val="000000"/>
           <w:sz w:val="24"/>
         </w:rPr>
-        <w:t xml:space="preserve">5. </w:t>
+        <w:t>For platform developers: Consider implementing evidence-based content labelling systems that signal information quality to users. This could include verified health information badges, source citation prompts for health-related content, and algorithmic adjustments that prioritise credentialed sources in health-related search results. The finding that higher-viewed and more-liked YouTube content tended to score significantly lower on DISCERN (views rho = -0.340, p = .016; likes rho = -0.286, p = .044) warrants urgent further investigation.</w:t>
       </w:r>
+    </w:p>
+    <w:p>
+      <w:pPr>
+        <w:spacing w:line="360" w:lineRule="auto" w:after="120" w:before="0"/>
+        <w:jc w:val="both"/>
+      </w:pPr>
       <w:r>
         <w:rPr>
-          <w:rFonts w:ascii="Times New Roman" w:hAnsi="Times New Roman"/>
+          <w:rFonts w:ascii="Times New Roman" w:hAnsi="Times New Roman" w:cs="Times New Roman"/>
+          <w:b w:val="0"/>
+          <w:i w:val="0"/>
+          <w:color w:val="000000"/>
           <w:sz w:val="24"/>
         </w:rPr>
-        <w:t>Future institutional and platform initiatives should prioritize validation of quality assessment tools designed specifically for multimedia and short-form health content.</w:t>
+        <w:t>For health literacy educators: Teach critical appraisal skills that are platform-specific. Users should understand that high engagement (likes, views, shares) does not indicate information accuracy. Educational programmes should include practical exercises in evaluating social media health content using simplified versions of tools such as DISCERN and JAMA benchmarks.</w:t>
+      </w:r>
+    </w:p>
+    <w:p>
+      <w:pPr>
+        <w:spacing w:line="360" w:lineRule="auto" w:after="120" w:before="0"/>
+        <w:jc w:val="both"/>
+      </w:pPr>
+      <w:r>
+        <w:rPr>
+          <w:rFonts w:ascii="Times New Roman" w:hAnsi="Times New Roman" w:cs="Times New Roman"/>
+          <w:b w:val="0"/>
+          <w:i w:val="0"/>
+          <w:color w:val="000000"/>
+          <w:sz w:val="24"/>
+        </w:rPr>
+        <w:t>For policy makers: Consider regulatory frameworks that require minimum transparency standards for health-related content on social media, analogous to advertising disclosure requirements. The near-zero attribution rates on TikTok (0%) and Instagram (4%) suggest that voluntary compliance with evidence citation norms is insufficient.</w:t>
+      </w:r>
+    </w:p>
+    <w:p>
+      <w:pPr>
+        <w:spacing w:line="360" w:lineRule="auto" w:after="120" w:before="0"/>
+        <w:jc w:val="both"/>
+      </w:pPr>
+      <w:r>
+        <w:rPr>
+          <w:rFonts w:ascii="Times New Roman" w:hAnsi="Times New Roman" w:cs="Times New Roman"/>
+          <w:b w:val="0"/>
+          <w:i w:val="0"/>
+          <w:color w:val="000000"/>
+          <w:sz w:val="24"/>
+        </w:rPr>
+        <w:t>For consumers of physical activity information: Prefer traditional websites from recognised health organisations (e.g., WHO, NHS, national public health agencies) as primary information sources. When using social media for physical activity guidance, verify creator credentials, check for cited sources, and cross-reference recommendations with authoritative guidelines such as the WHO Global Action Plan on Physical Activity 2018–2030 (World Health Organization, 2018).</w:t>
+      </w:r>
+    </w:p>
+    <w:p>
+      <w:pPr>
+        <w:pStyle w:val="Heading2"/>
+        <w:spacing w:line="360" w:lineRule="auto" w:after="200" w:before="0"/>
+        <w:jc w:val="both"/>
+      </w:pPr>
+      <w:r>
+        <w:rPr>
+          <w:rFonts w:ascii="Times New Roman" w:hAnsi="Times New Roman" w:cs="Times New Roman"/>
+          <w:b/>
+          <w:i w:val="0"/>
+          <w:color w:val="000000"/>
+          <w:sz w:val="26"/>
+        </w:rPr>
+        <w:t>5.3 Recommendations for Future Research</w:t>
+      </w:r>
+    </w:p>
+    <w:p>
+      <w:pPr>
+        <w:spacing w:line="360" w:lineRule="auto" w:after="120" w:before="0"/>
+        <w:jc w:val="both"/>
+      </w:pPr>
+      <w:r>
+        <w:rPr>
+          <w:rFonts w:ascii="Times New Roman" w:hAnsi="Times New Roman" w:cs="Times New Roman"/>
+          <w:b w:val="0"/>
+          <w:i w:val="0"/>
+          <w:color w:val="000000"/>
+          <w:sz w:val="24"/>
+        </w:rPr>
+        <w:t>Future research should address the methodological limitations identified in this study through several priority directions. First, longitudinal tracking studies are needed to determine whether the quality gradient observed here is stable or evolving as platforms mature and implement health content policies. Second, studies incorporating full audio-visual transcription and coding would extend the point-of-access scoring approach used here and test whether subtler spoken or visual cues materially alter quality assessments. Third, cross-cultural and multilingual replications would establish whether the observed patterns generalise beyond English-language content.</w:t>
+      </w:r>
+    </w:p>
+    <w:p>
+      <w:pPr>
+        <w:spacing w:line="360" w:lineRule="auto" w:after="120" w:before="0"/>
+        <w:jc w:val="both"/>
+      </w:pPr>
+      <w:r>
+        <w:rPr>
+          <w:rFonts w:ascii="Times New Roman" w:hAnsi="Times New Roman" w:cs="Times New Roman"/>
+          <w:b w:val="0"/>
+          <w:i w:val="0"/>
+          <w:color w:val="000000"/>
+          <w:sz w:val="24"/>
+        </w:rPr>
+        <w:t>Fourth, experimental studies could investigate the causal impact of information quality on user behaviour—specifically, whether exposure to higher-quality physical activity information on social media leads to greater adoption of evidence-based exercise practices. Fifth, the development and validation of social media-specific quality assessment tools, adapted from but distinct from DISCERN and JAMA, would address the limitations of applying traditional print-oriented instruments to digital media formats. Sixth, algorithmic audit studies could examine how platform recommendation systems interact with content quality, building on the significant negative views–quality and likes–quality correlations observed on YouTube in the present study.</w:t>
+      </w:r>
+    </w:p>
+    <w:p>
+      <w:pPr>
+        <w:spacing w:line="360" w:lineRule="auto" w:after="120" w:before="0"/>
+        <w:jc w:val="both"/>
+      </w:pPr>
+      <w:r>
+        <w:rPr>
+          <w:rFonts w:ascii="Times New Roman" w:hAnsi="Times New Roman" w:cs="Times New Roman"/>
+          <w:b w:val="0"/>
+          <w:i w:val="0"/>
+          <w:color w:val="000000"/>
+          <w:sz w:val="24"/>
+        </w:rPr>
+        <w:t>Finally, participatory research involving content creators, healthcare professionals, and platform users could inform the design of practical interventions to improve the quality of physical activity information in the social media ecosystem.</w:t>
+      </w:r>
+    </w:p>
+    <w:p>
+      <w:pPr>
+        <w:spacing w:line="360" w:lineRule="auto" w:after="120" w:before="0"/>
+        <w:jc w:val="both"/>
+      </w:pPr>
+      <w:r>
+        <w:rPr>
+          <w:rFonts w:ascii="Times New Roman" w:hAnsi="Times New Roman" w:cs="Times New Roman"/>
+          <w:b w:val="0"/>
+          <w:i w:val="0"/>
+          <w:color w:val="000000"/>
+          <w:sz w:val="24"/>
+        </w:rPr>
+        <w:t>In closing, this study provides evidence that the quality of physical activity information varies substantially across digital platforms, with short-form social media presenting the greatest quality concerns. However, these conclusions should be tempered by the study’s limitations, particularly the use of point-of-access scoring for video and image content without full transcription or frame-by-frame coding, which may still underestimate some forms of audiovisual explanation and thereby influence the observed gradient. The mixed automated and manual collection approach and the classification of diverse organisations as non-professional further qualify the precision of these findings. Notwithstanding these caveats, the overall pattern—that platform architecture constrains information completeness and that engagement does not reliably signal accuracy—is consistent with the broader literature and has clear implications for public health practice, health literacy education, and platform governance.</w:t>
       </w:r>
     </w:p>
     <w:sectPr>
@@ -629,6 +705,7 @@
     </w:pPr>
     <w:rPr>
       <w:rFonts w:ascii="Times New Roman" w:hAnsi="Times New Roman"/>
+      <w:color w:val="000000"/>
       <w:sz w:val="24"/>
     </w:rPr>
   </w:style>

--- a/chapters/chapter5_conclusions.docx
+++ b/chapters/chapter5_conclusions.docx
@@ -16,24 +16,7 @@
           <w:color w:val="000000"/>
           <w:sz w:val="28"/>
         </w:rPr>
-        <w:t>CHAPTER 5. CONCLUSIONS AND RECOMMENDATIONS</w:t>
-      </w:r>
-    </w:p>
-    <w:p>
-      <w:pPr>
-        <w:pStyle w:val="Heading2"/>
-        <w:spacing w:line="360" w:lineRule="auto" w:after="200" w:before="0"/>
-        <w:jc w:val="both"/>
-      </w:pPr>
-      <w:r>
-        <w:rPr>
-          <w:rFonts w:ascii="Times New Roman" w:hAnsi="Times New Roman" w:cs="Times New Roman"/>
-          <w:b/>
-          <w:i w:val="0"/>
-          <w:color w:val="000000"/>
-          <w:sz w:val="26"/>
-        </w:rPr>
-        <w:t>5.1 Summary of Conclusions</w:t>
+        <w:t>CONCLUSIONS</w:t>
       </w:r>
     </w:p>
     <w:p>
@@ -118,8 +101,8 @@
     </w:p>
     <w:p>
       <w:pPr>
-        <w:pStyle w:val="Heading2"/>
-        <w:spacing w:line="360" w:lineRule="auto" w:after="200" w:before="0"/>
+        <w:pStyle w:val="Heading1"/>
+        <w:spacing w:line="360" w:lineRule="auto" w:after="240" w:before="0"/>
         <w:jc w:val="both"/>
       </w:pPr>
       <w:r>
@@ -128,9 +111,9 @@
           <w:b/>
           <w:i w:val="0"/>
           <w:color w:val="000000"/>
-          <w:sz w:val="26"/>
+          <w:sz w:val="28"/>
         </w:rPr>
-        <w:t>5.2 Practical Recommendations</w:t>
+        <w:t>RECOMMENDATIONS</w:t>
       </w:r>
     </w:p>
     <w:p>
@@ -259,7 +242,7 @@
           <w:color w:val="000000"/>
           <w:sz w:val="26"/>
         </w:rPr>
-        <w:t>5.3 Recommendations for Future Research</w:t>
+        <w:t>Recommendations for Future Research</w:t>
       </w:r>
     </w:p>
     <w:p>

--- a/chapters/chapter5_conclusions.docx
+++ b/chapters/chapter5_conclusions.docx
@@ -64,7 +64,7 @@
           <w:color w:val="000000"/>
           <w:sz w:val="24"/>
         </w:rPr>
-        <w:t>Research Question 2: Does creator type moderate quality scores? The binary professional versus non-professional comparison was statistically significant (U = 4457, p = .036, r = -0.197), and the five-category creator type analysis confirmed this (H[4] = 12.764, p = .012). Healthcare professionals scored highest (Mdn = 45.0), followed by certified fitness professionals (Mdn = 39.5), organisations (Mdn = 39.0), fitness influencers (Mdn = 36.0), and general users lowest (Mdn = 33.0). It can be concluded that creator type influences information quality in a graded fashion, with credentialed professionals producing measurably higher-quality content.</w:t>
+        <w:t>Research Question 2: Does creator type moderate quality scores? The binary professional versus non-professional comparison was statistically significant (U = 4457, p = .036, r_rb = −0.197), and the five-category creator type analysis confirmed this (H[4] = 12.764, p = .012). Healthcare professionals scored highest (Mdn = 45.0), followed by certified fitness professionals (Mdn = 39.5), organisations (Mdn = 39.0), fitness influencers (Mdn = 36.0), and general users lowest (Mdn = 33.0). It can be concluded that creator type influences information quality in a graded fashion, with credentialed professionals producing measurably higher-quality content.</w:t>
       </w:r>
     </w:p>
     <w:p>

--- a/chapters/chapter5_conclusions.docx
+++ b/chapters/chapter5_conclusions.docx
@@ -129,7 +129,7 @@
           <w:color w:val="000000"/>
           <w:sz w:val="24"/>
         </w:rPr>
-        <w:t>Based on the findings of this study, the following practical recommendations are proposed for key stakeholder groups.</w:t>
+        <w:t>1. Public health organisations should maintain high-quality traditional websites as anchor resources for physical activity information and should also produce platform-native short-form content that clearly states aims, cites sources, and acknowledges uncertainty.</w:t>
       </w:r>
     </w:p>
     <w:p>
@@ -145,7 +145,7 @@
           <w:color w:val="000000"/>
           <w:sz w:val="24"/>
         </w:rPr>
-        <w:t>For public health organisations: Maintain and promote high-quality traditional websites as anchor resources for physical activity information. Simultaneously, develop platform-native content for TikTok and Instagram that adheres to evidence-based principles while respecting the format constraints of short-form media. Content should be designed with DISCERN-aligned principles: clearly stated aims, identified sources, balanced presentation of options, and explicit acknowledgement of uncertainty.</w:t>
+        <w:t>2. Healthcare professionals should engage more actively on social media, display their credentials prominently, and include source citations wherever feasible to counter the dominance of unqualified creators.</w:t>
       </w:r>
     </w:p>
     <w:p>
@@ -161,7 +161,7 @@
           <w:color w:val="000000"/>
           <w:sz w:val="24"/>
         </w:rPr>
-        <w:t>For healthcare professionals: Engage actively on social media platforms to counter the dominance of unqualified content creators. Professional credentials should be prominently displayed in profile biographies, and content should include source citations where feasible. Healthcare professionals can leverage platform verification features to signal credibility to users.</w:t>
+        <w:t>3. Platform developers and policy makers should strengthen transparency standards for health-related content, including prompts for evidence citation, clearer credential signalling, and greater scrutiny of recommendation systems that amplify highly viewed but lower-quality content.</w:t>
       </w:r>
     </w:p>
     <w:p>
@@ -177,7 +177,7 @@
           <w:color w:val="000000"/>
           <w:sz w:val="24"/>
         </w:rPr>
-        <w:t>For platform developers: Consider implementing evidence-based content labelling systems that signal information quality to users. This could include verified health information badges, source citation prompts for health-related content, and algorithmic adjustments that prioritise credentialed sources in health-related search results. The finding that higher-viewed and more-liked YouTube content tended to score significantly lower on DISCERN (views rho = -0.340, p = .016; likes rho = -0.286, p = .044) warrants urgent further investigation.</w:t>
+        <w:t>4. Health literacy initiatives should explicitly teach that views, likes, and shares are not reliable indicators of information quality and should train users to check author credentials and cited sources.</w:t>
       </w:r>
     </w:p>
     <w:p>
@@ -193,120 +193,7 @@
           <w:color w:val="000000"/>
           <w:sz w:val="24"/>
         </w:rPr>
-        <w:t>For health literacy educators: Teach critical appraisal skills that are platform-specific. Users should understand that high engagement (likes, views, shares) does not indicate information accuracy. Educational programmes should include practical exercises in evaluating social media health content using simplified versions of tools such as DISCERN and JAMA benchmarks.</w:t>
-      </w:r>
-    </w:p>
-    <w:p>
-      <w:pPr>
-        <w:spacing w:line="360" w:lineRule="auto" w:after="120" w:before="0"/>
-        <w:jc w:val="both"/>
-      </w:pPr>
-      <w:r>
-        <w:rPr>
-          <w:rFonts w:ascii="Times New Roman" w:hAnsi="Times New Roman" w:cs="Times New Roman"/>
-          <w:b w:val="0"/>
-          <w:i w:val="0"/>
-          <w:color w:val="000000"/>
-          <w:sz w:val="24"/>
-        </w:rPr>
-        <w:t>For policy makers: Consider regulatory frameworks that require minimum transparency standards for health-related content on social media, analogous to advertising disclosure requirements. The near-zero attribution rates on TikTok (0%) and Instagram (4%) suggest that voluntary compliance with evidence citation norms is insufficient.</w:t>
-      </w:r>
-    </w:p>
-    <w:p>
-      <w:pPr>
-        <w:spacing w:line="360" w:lineRule="auto" w:after="120" w:before="0"/>
-        <w:jc w:val="both"/>
-      </w:pPr>
-      <w:r>
-        <w:rPr>
-          <w:rFonts w:ascii="Times New Roman" w:hAnsi="Times New Roman" w:cs="Times New Roman"/>
-          <w:b w:val="0"/>
-          <w:i w:val="0"/>
-          <w:color w:val="000000"/>
-          <w:sz w:val="24"/>
-        </w:rPr>
-        <w:t>For consumers of physical activity information: Prefer traditional websites from recognised health organisations (e.g., WHO, NHS, national public health agencies) as primary information sources. When using social media for physical activity guidance, verify creator credentials, check for cited sources, and cross-reference recommendations with authoritative guidelines such as the WHO Global Action Plan on Physical Activity 2018–2030 (World Health Organization, 2018).</w:t>
-      </w:r>
-    </w:p>
-    <w:p>
-      <w:pPr>
-        <w:pStyle w:val="Heading2"/>
-        <w:spacing w:line="360" w:lineRule="auto" w:after="200" w:before="0"/>
-        <w:jc w:val="both"/>
-      </w:pPr>
-      <w:r>
-        <w:rPr>
-          <w:rFonts w:ascii="Times New Roman" w:hAnsi="Times New Roman" w:cs="Times New Roman"/>
-          <w:b/>
-          <w:i w:val="0"/>
-          <w:color w:val="000000"/>
-          <w:sz w:val="26"/>
-        </w:rPr>
-        <w:t>Recommendations for Future Research</w:t>
-      </w:r>
-    </w:p>
-    <w:p>
-      <w:pPr>
-        <w:spacing w:line="360" w:lineRule="auto" w:after="120" w:before="0"/>
-        <w:jc w:val="both"/>
-      </w:pPr>
-      <w:r>
-        <w:rPr>
-          <w:rFonts w:ascii="Times New Roman" w:hAnsi="Times New Roman" w:cs="Times New Roman"/>
-          <w:b w:val="0"/>
-          <w:i w:val="0"/>
-          <w:color w:val="000000"/>
-          <w:sz w:val="24"/>
-        </w:rPr>
-        <w:t>Future research should address the methodological limitations identified in this study through several priority directions. First, longitudinal tracking studies are needed to determine whether the quality gradient observed here is stable or evolving as platforms mature and implement health content policies. Second, studies incorporating full audio-visual transcription and coding would extend the point-of-access scoring approach used here and test whether subtler spoken or visual cues materially alter quality assessments. Third, cross-cultural and multilingual replications would establish whether the observed patterns generalise beyond English-language content.</w:t>
-      </w:r>
-    </w:p>
-    <w:p>
-      <w:pPr>
-        <w:spacing w:line="360" w:lineRule="auto" w:after="120" w:before="0"/>
-        <w:jc w:val="both"/>
-      </w:pPr>
-      <w:r>
-        <w:rPr>
-          <w:rFonts w:ascii="Times New Roman" w:hAnsi="Times New Roman" w:cs="Times New Roman"/>
-          <w:b w:val="0"/>
-          <w:i w:val="0"/>
-          <w:color w:val="000000"/>
-          <w:sz w:val="24"/>
-        </w:rPr>
-        <w:t>Fourth, experimental studies could investigate the causal impact of information quality on user behaviour—specifically, whether exposure to higher-quality physical activity information on social media leads to greater adoption of evidence-based exercise practices. Fifth, the development and validation of social media-specific quality assessment tools, adapted from but distinct from DISCERN and JAMA, would address the limitations of applying traditional print-oriented instruments to digital media formats. Sixth, algorithmic audit studies could examine how platform recommendation systems interact with content quality, building on the significant negative views–quality and likes–quality correlations observed on YouTube in the present study.</w:t>
-      </w:r>
-    </w:p>
-    <w:p>
-      <w:pPr>
-        <w:spacing w:line="360" w:lineRule="auto" w:after="120" w:before="0"/>
-        <w:jc w:val="both"/>
-      </w:pPr>
-      <w:r>
-        <w:rPr>
-          <w:rFonts w:ascii="Times New Roman" w:hAnsi="Times New Roman" w:cs="Times New Roman"/>
-          <w:b w:val="0"/>
-          <w:i w:val="0"/>
-          <w:color w:val="000000"/>
-          <w:sz w:val="24"/>
-        </w:rPr>
-        <w:t>Finally, participatory research involving content creators, healthcare professionals, and platform users could inform the design of practical interventions to improve the quality of physical activity information in the social media ecosystem.</w:t>
-      </w:r>
-    </w:p>
-    <w:p>
-      <w:pPr>
-        <w:spacing w:line="360" w:lineRule="auto" w:after="120" w:before="0"/>
-        <w:jc w:val="both"/>
-      </w:pPr>
-      <w:r>
-        <w:rPr>
-          <w:rFonts w:ascii="Times New Roman" w:hAnsi="Times New Roman" w:cs="Times New Roman"/>
-          <w:b w:val="0"/>
-          <w:i w:val="0"/>
-          <w:color w:val="000000"/>
-          <w:sz w:val="24"/>
-        </w:rPr>
-        <w:t>In closing, this study provides evidence that the quality of physical activity information varies substantially across digital platforms, with short-form social media presenting the greatest quality concerns. However, these conclusions should be tempered by the study’s limitations, particularly the use of point-of-access scoring for video and image content without full transcription or frame-by-frame coding, which may still underestimate some forms of audiovisual explanation and thereby influence the observed gradient. The mixed automated and manual collection approach and the classification of diverse organisations as non-professional further qualify the precision of these findings. Notwithstanding these caveats, the overall pattern—that platform architecture constrains information completeness and that engagement does not reliably signal accuracy—is consistent with the broader literature and has clear implications for public health practice, health literacy education, and platform governance.</w:t>
+        <w:t>5. Consumers seeking physical activity guidance should use recognised health organisation websites as their primary source and should verify creator credentials and cross-check claims against authoritative guidelines when using social media.</w:t>
       </w:r>
     </w:p>
     <w:sectPr>

--- a/chapters/chapter5_conclusions.docx
+++ b/chapters/chapter5_conclusions.docx
@@ -634,14 +634,14 @@
     <w:pPr>
       <w:keepNext/>
       <w:keepLines/>
-      <w:spacing w:before="480" w:after="0"/>
+      <w:spacing w:before="480" w:after="0" w:line="360" w:lineRule="auto"/>
       <w:outlineLvl w:val="0"/>
     </w:pPr>
     <w:rPr>
-      <w:rFonts w:asciiTheme="majorHAnsi" w:eastAsiaTheme="majorEastAsia" w:hAnsiTheme="majorHAnsi" w:cstheme="majorBidi"/>
+      <w:rFonts w:asciiTheme="majorHAnsi" w:eastAsiaTheme="majorEastAsia" w:hAnsiTheme="majorHAnsi" w:cstheme="majorBidi" w:ascii="Times New Roman" w:hAnsi="Times New Roman"/>
       <w:b/>
       <w:bCs/>
-      <w:color w:val="365F91" w:themeColor="accent1" w:themeShade="BF"/>
+      <w:color w:val="000000"/>
       <w:sz w:val="28"/>
       <w:szCs w:val="28"/>
     </w:rPr>
@@ -658,15 +658,15 @@
     <w:pPr>
       <w:keepNext/>
       <w:keepLines/>
-      <w:spacing w:before="200" w:after="0"/>
+      <w:spacing w:before="200" w:after="0" w:line="360" w:lineRule="auto"/>
       <w:outlineLvl w:val="1"/>
     </w:pPr>
     <w:rPr>
-      <w:rFonts w:asciiTheme="majorHAnsi" w:eastAsiaTheme="majorEastAsia" w:hAnsiTheme="majorHAnsi" w:cstheme="majorBidi"/>
+      <w:rFonts w:asciiTheme="majorHAnsi" w:eastAsiaTheme="majorEastAsia" w:hAnsiTheme="majorHAnsi" w:cstheme="majorBidi" w:ascii="Times New Roman" w:hAnsi="Times New Roman"/>
       <w:b/>
       <w:bCs/>
-      <w:color w:val="4F81BD" w:themeColor="accent1"/>
-      <w:sz w:val="26"/>
+      <w:color w:val="000000"/>
+      <w:sz w:val="24"/>
       <w:szCs w:val="26"/>
     </w:rPr>
   </w:style>
@@ -682,14 +682,15 @@
     <w:pPr>
       <w:keepNext/>
       <w:keepLines/>
-      <w:spacing w:before="200" w:after="0"/>
+      <w:spacing w:before="200" w:after="0" w:line="360" w:lineRule="auto"/>
       <w:outlineLvl w:val="2"/>
     </w:pPr>
     <w:rPr>
-      <w:rFonts w:asciiTheme="majorHAnsi" w:eastAsiaTheme="majorEastAsia" w:hAnsiTheme="majorHAnsi" w:cstheme="majorBidi"/>
+      <w:rFonts w:asciiTheme="majorHAnsi" w:eastAsiaTheme="majorEastAsia" w:hAnsiTheme="majorHAnsi" w:cstheme="majorBidi" w:ascii="Times New Roman" w:hAnsi="Times New Roman"/>
       <w:b/>
       <w:bCs/>
-      <w:color w:val="4F81BD" w:themeColor="accent1"/>
+      <w:color w:val="000000"/>
+      <w:sz w:val="24"/>
     </w:rPr>
   </w:style>
   <w:style w:type="paragraph" w:styleId="Heading4">
